--- a/app/static/report-templates/daily-report-template.docx
+++ b/app/static/report-templates/daily-report-template.docx
@@ -2016,7 +2016,7 @@
                 <w:szCs w:val="28"/>
               </w:rPr>
               <w:lastRenderedPageBreak/>
-              <w:t>三、攻击路径评估</w:t>
+              <w:t>三、重点工作内容</w:t>
             </w:r>
           </w:p>
         </w:tc>
@@ -2063,7 +2063,7 @@
                 <w:rFonts w:ascii="微软雅黑" w:eastAsia="微软雅黑" w:hAnsi="微软雅黑" w:cs="宋体" w:hint="eastAsia"/>
                 <w:snapToGrid/>
               </w:rPr>
-              <w:t>{{ attack_path_assessment }}</w:t>
+              <w:t>{{ key_work_content }}</w:t>
             </w:r>
           </w:p>
         </w:tc>
@@ -2116,7 +2116,7 @@
                 <w:sz w:val="28"/>
                 <w:szCs w:val="28"/>
               </w:rPr>
-              <w:t>四、重点工作内容</w:t>
+              <w:t>四、遗留事项</w:t>
             </w:r>
           </w:p>
         </w:tc>
@@ -2165,7 +2165,7 @@
                 <w:sz w:val="24"/>
                 <w:szCs w:val="24"/>
               </w:rPr>
-              <w:t>{{ key_work_content }}</w:t>
+              <w:t>{{ legacy_items }}</w:t>
             </w:r>
           </w:p>
         </w:tc>

--- a/app/static/report-templates/daily-report-template.docx
+++ b/app/static/report-templates/daily-report-template.docx
@@ -13,7 +13,7 @@
         <w:tblLook w:val="04A0" w:firstRow="1" w:lastRow="0" w:firstColumn="1" w:lastColumn="0" w:noHBand="0" w:noVBand="1"/>
       </w:tblPr>
       <w:tblGrid>
-        <w:gridCol w:w="10044"/>
+        <w:gridCol w:w="10446"/>
       </w:tblGrid>
       <w:tr>
         <w:trPr>
@@ -63,15 +63,15 @@
                 <w:szCs w:val="2"/>
               </w:rPr>
               <w:drawing>
-                <wp:anchor distT="0" distB="0" distL="114300" distR="114300" simplePos="0" relativeHeight="251659264" behindDoc="0" locked="0" layoutInCell="1" allowOverlap="1" wp14:anchorId="395A624B" wp14:editId="68EC739E">
+                <wp:anchor distT="0" distB="0" distL="114300" distR="114300" simplePos="0" relativeHeight="251659264" behindDoc="0" locked="0" layoutInCell="1" allowOverlap="1" wp14:anchorId="395A624B" wp14:editId="454ACEA3">
                   <wp:simplePos x="0" y="0"/>
                   <wp:positionH relativeFrom="column">
-                    <wp:posOffset>-33020</wp:posOffset>
+                    <wp:posOffset>-26745</wp:posOffset>
                   </wp:positionH>
                   <wp:positionV relativeFrom="paragraph">
-                    <wp:posOffset>-10795</wp:posOffset>
+                    <wp:posOffset>-11393</wp:posOffset>
                   </wp:positionV>
-                  <wp:extent cx="6365240" cy="1133447"/>
+                  <wp:extent cx="6373906" cy="1132173"/>
                   <wp:effectExtent l="0" t="0" r="0" b="0"/>
                   <wp:wrapNone/>
                   <wp:docPr id="23" name="图片 23"/>
@@ -102,7 +102,7 @@
                         <pic:spPr>
                           <a:xfrm>
                             <a:off x="0" y="0"/>
-                            <a:ext cx="6406449" cy="1140785"/>
+                            <a:ext cx="6511848" cy="1156675"/>
                           </a:xfrm>
                           <a:prstGeom prst="rect">
                             <a:avLst/>
@@ -460,7 +460,14 @@
             </w:r>
             <w:r>
               <w:rPr>
-                <w:rFonts w:ascii="微软雅黑" w:eastAsia="微软雅黑" w:hAnsi="微软雅黑" w:cs="微软雅黑"/>
+                <w:rFonts w:ascii="微软雅黑" w:eastAsia="微软雅黑" w:hAnsi="微软雅黑" w:cs="微软雅黑" w:hint="eastAsia"/>
+                <w:color w:val="000000"/>
+                <w:sz w:val="21"/>
+              </w:rPr>
+            </w:r>
+            <w:r>
+              <w:rPr>
+                <w:rFonts w:ascii="微软雅黑" w:eastAsia="微软雅黑" w:hAnsi="微软雅黑" w:cs="微软雅黑" w:hint="eastAsia"/>
                 <w:color w:val="000000"/>
                 <w:sz w:val="21"/>
                 <w:shd w:val="clear" w:color="auto" w:fill="FFFFFF"/>
@@ -476,7 +483,7 @@
             </w:r>
             <w:r>
               <w:rPr>
-                <w:rFonts w:ascii="微软雅黑" w:eastAsia="微软雅黑" w:hAnsi="微软雅黑" w:cs="微软雅黑"/>
+                <w:rFonts w:ascii="微软雅黑" w:eastAsia="微软雅黑" w:hAnsi="微软雅黑" w:cs="微软雅黑" w:hint="eastAsia"/>
                 <w:color w:val="000000"/>
                 <w:sz w:val="21"/>
                 <w:shd w:val="clear" w:color="auto" w:fill="FFFFFF"/>
@@ -492,7 +499,7 @@
             </w:r>
             <w:r>
               <w:rPr>
-                <w:rFonts w:ascii="微软雅黑" w:eastAsia="微软雅黑" w:hAnsi="微软雅黑" w:cs="微软雅黑"/>
+                <w:rFonts w:ascii="微软雅黑" w:eastAsia="微软雅黑" w:hAnsi="微软雅黑" w:cs="微软雅黑" w:hint="eastAsia"/>
                 <w:color w:val="000000"/>
                 <w:sz w:val="21"/>
                 <w:shd w:val="clear" w:color="auto" w:fill="FFFFFF"/>
@@ -500,7 +507,14 @@
             </w:r>
             <w:r>
               <w:rPr>
-                <w:rFonts w:ascii="微软雅黑" w:eastAsia="微软雅黑" w:hAnsi="微软雅黑" w:cs="微软雅黑"/>
+                <w:rFonts w:ascii="微软雅黑" w:eastAsia="微软雅黑" w:hAnsi="微软雅黑" w:cs="微软雅黑" w:hint="eastAsia"/>
+                <w:color w:val="000000"/>
+                <w:sz w:val="21"/>
+              </w:rPr>
+            </w:r>
+            <w:r>
+              <w:rPr>
+                <w:rFonts w:ascii="微软雅黑" w:eastAsia="微软雅黑" w:hAnsi="微软雅黑" w:cs="微软雅黑" w:hint="eastAsia"/>
                 <w:color w:val="000000"/>
                 <w:sz w:val="21"/>
                 <w:shd w:val="clear" w:color="auto" w:fill="FFFFFF"/>
@@ -525,6 +539,14 @@
             <w:r>
               <w:rPr>
                 <w:rFonts w:ascii="微软雅黑" w:eastAsia="微软雅黑" w:hAnsi="微软雅黑" w:cs="微软雅黑" w:hint="eastAsia"/>
+                <w:color w:val="000000"/>
+                <w:sz w:val="21"/>
+                <w:shd w:val="clear" w:color="auto" w:fill="FFFFFF"/>
+              </w:rPr>
+            </w:r>
+            <w:r>
+              <w:rPr>
+                <w:rFonts w:ascii="微软雅黑" w:eastAsia="微软雅黑" w:hAnsi="微软雅黑" w:cs="微软雅黑"/>
                 <w:color w:val="000000"/>
                 <w:sz w:val="21"/>
                 <w:shd w:val="clear" w:color="auto" w:fill="FFFFFF"/>
@@ -646,6 +668,61 @@
                 <w:szCs w:val="28"/>
               </w:rPr>
             </w:r>
+            <w:r>
+              <w:rPr>
+                <w:rFonts w:ascii="微软雅黑" w:eastAsia="微软雅黑" w:hAnsi="微软雅黑" w:cs="宋体" w:hint="eastAsia"/>
+                <w:b/>
+                <w:bCs/>
+                <w:snapToGrid/>
+                <w:color w:val="000000"/>
+                <w:sz w:val="28"/>
+                <w:szCs w:val="28"/>
+              </w:rPr>
+            </w:r>
+            <w:r>
+              <w:rPr>
+                <w:rFonts w:ascii="微软雅黑" w:eastAsia="微软雅黑" w:hAnsi="微软雅黑" w:cs="宋体" w:hint="eastAsia"/>
+                <w:b/>
+                <w:bCs/>
+                <w:snapToGrid/>
+                <w:color w:val="000000"/>
+                <w:sz w:val="28"/>
+                <w:szCs w:val="28"/>
+              </w:rPr>
+            </w:r>
+            <w:r>
+              <w:rPr>
+                <w:rFonts w:ascii="微软雅黑" w:eastAsia="微软雅黑" w:hAnsi="微软雅黑" w:cs="宋体" w:hint="eastAsia"/>
+                <w:b/>
+                <w:bCs/>
+                <w:snapToGrid/>
+                <w:color w:val="000000"/>
+                <w:sz w:val="28"/>
+                <w:szCs w:val="28"/>
+              </w:rPr>
+            </w:r>
+            <w:r>
+              <w:rPr>
+                <w:rFonts w:ascii="微软雅黑" w:eastAsia="微软雅黑" w:hAnsi="微软雅黑" w:cs="宋体" w:hint="eastAsia"/>
+                <w:b/>
+                <w:bCs/>
+                <w:snapToGrid/>
+                <w:color w:val="000000"/>
+                <w:sz w:val="28"/>
+                <w:szCs w:val="28"/>
+              </w:rPr>
+            </w:r>
+            <w:r>
+              <w:rPr>
+                <w:rFonts w:ascii="微软雅黑" w:eastAsia="微软雅黑" w:hAnsi="微软雅黑" w:cs="宋体" w:hint="eastAsia"/>
+                <w:b/>
+                <w:bCs/>
+                <w:snapToGrid/>
+                <w:color w:val="000000"/>
+                <w:sz w:val="28"/>
+                <w:szCs w:val="28"/>
+              </w:rPr>
+            </w:r>
           </w:p>
         </w:tc>
       </w:tr>
@@ -758,6 +835,33 @@
             </w:r>
             <w:r>
               <w:rPr>
+                <w:rFonts w:ascii="微软雅黑" w:eastAsia="微软雅黑" w:hAnsi="微软雅黑" w:cs="微软雅黑" w:hint="eastAsia"/>
+                <w:color w:val="000000"/>
+              </w:rPr>
+            </w:r>
+            <w:r>
+              <w:rPr>
+                <w:rFonts w:ascii="微软雅黑" w:eastAsia="微软雅黑" w:hAnsi="微软雅黑" w:cs="微软雅黑" w:hint="eastAsia"/>
+                <w:color w:val="000000"/>
+                <w:shd w:val="clear" w:color="auto" w:fill="FFFFFF"/>
+              </w:rPr>
+            </w:r>
+            <w:r>
+              <w:rPr>
+                <w:rFonts w:ascii="微软雅黑" w:eastAsia="微软雅黑" w:hAnsi="微软雅黑" w:cs="微软雅黑" w:hint="eastAsia"/>
+                <w:color w:val="000000"/>
+                <w:shd w:val="clear" w:color="auto" w:fill="FFFFFF"/>
+              </w:rPr>
+            </w:r>
+            <w:r>
+              <w:rPr>
+                <w:rFonts w:ascii="微软雅黑" w:eastAsia="微软雅黑" w:hAnsi="微软雅黑" w:cs="微软雅黑" w:hint="eastAsia"/>
+                <w:color w:val="000000"/>
+                <w:shd w:val="clear" w:color="auto" w:fill="FFFFFF"/>
+              </w:rPr>
+            </w:r>
+            <w:r>
+              <w:rPr>
                 <w:rFonts w:ascii="微软雅黑" w:eastAsia="微软雅黑" w:hAnsi="微软雅黑" w:cs="宋体" w:hint="eastAsia"/>
                 <w:snapToGrid/>
               </w:rPr>
@@ -765,13 +869,15 @@
           </w:p>
           <w:p>
             <w:pPr>
-              <w:pStyle w:val="a9"/>
               <w:widowControl/>
-              <w:spacing w:beforeAutospacing="0" w:afterAutospacing="0"/>
+              <w:autoSpaceDE/>
+              <w:autoSpaceDN/>
+              <w:adjustRightInd/>
+              <w:spacing w:line="252" w:lineRule="atLeast"/>
               <w:jc w:val="center"/>
               <w:rPr>
-                <w:rFonts w:ascii="宋体" w:hAnsi="宋体" w:cs="宋体" w:hint="eastAsia"/>
-                <w:szCs w:val="24"/>
+                <w:noProof/>
+                <w:snapToGrid/>
               </w:rPr>
             </w:pPr>
             <w:r>
@@ -780,10 +886,10 @@
                 <w:snapToGrid/>
               </w:rPr>
               <w:drawing>
-                <wp:inline distT="0" distB="0" distL="0" distR="0" wp14:anchorId="29D9187E" wp14:editId="655A9A45">
-                  <wp:extent cx="6300000" cy="3007940"/>
-                  <wp:effectExtent l="0" t="0" r="5715" b="2540"/>
-                  <wp:docPr id="708898496" name="图片 1"/>
+                <wp:inline distT="0" distB="0" distL="0" distR="0" wp14:anchorId="68511E6F" wp14:editId="788530D0">
+                  <wp:extent cx="6300000" cy="2730441"/>
+                  <wp:effectExtent l="0" t="0" r="5715" b="0"/>
+                  <wp:docPr id="348390284" name="图片 1"/>
                   <wp:cNvGraphicFramePr>
                     <a:graphicFrameLocks xmlns:a="http://schemas.openxmlformats.org/drawingml/2006/main" noChangeAspect="1"/>
                   </wp:cNvGraphicFramePr>
@@ -791,7 +897,7 @@
                     <a:graphicData uri="http://schemas.openxmlformats.org/drawingml/2006/picture">
                       <pic:pic xmlns:pic="http://schemas.openxmlformats.org/drawingml/2006/picture">
                         <pic:nvPicPr>
-                          <pic:cNvPr id="708898496" name=""/>
+                          <pic:cNvPr id="348390284" name=""/>
                           <pic:cNvPicPr/>
                         </pic:nvPicPr>
                         <pic:blipFill>
@@ -803,7 +909,7 @@
                         <pic:spPr>
                           <a:xfrm>
                             <a:off x="0" y="0"/>
-                            <a:ext cx="6300000" cy="3007940"/>
+                            <a:ext cx="6300000" cy="2730441"/>
                           </a:xfrm>
                           <a:prstGeom prst="rect">
                             <a:avLst/>
@@ -882,6 +988,18 @@
             </w:r>
             <w:r>
               <w:rPr>
+                <w:rFonts w:ascii="微软雅黑" w:eastAsia="微软雅黑" w:hAnsi="微软雅黑" w:cs="宋体" w:hint="eastAsia"/>
+                <w:snapToGrid/>
+              </w:rPr>
+            </w:r>
+            <w:r>
+              <w:rPr>
+                <w:rFonts w:ascii="微软雅黑" w:eastAsia="微软雅黑" w:hAnsi="微软雅黑" w:cs="宋体" w:hint="eastAsia"/>
+                <w:snapToGrid/>
+              </w:rPr>
+            </w:r>
+            <w:r>
+              <w:rPr>
                 <w:rFonts w:ascii="微软雅黑" w:eastAsia="微软雅黑" w:hAnsi="微软雅黑" w:cs="宋体"/>
                 <w:snapToGrid/>
               </w:rPr>
@@ -894,7 +1012,7 @@
             </w:r>
             <w:r>
               <w:rPr>
-                <w:rFonts w:ascii="微软雅黑" w:eastAsia="微软雅黑" w:hAnsi="微软雅黑" w:cs="宋体"/>
+                <w:rFonts w:ascii="微软雅黑" w:eastAsia="微软雅黑" w:hAnsi="微软雅黑" w:cs="宋体" w:hint="eastAsia"/>
                 <w:snapToGrid/>
               </w:rPr>
             </w:r>
@@ -931,25 +1049,30 @@
           </w:p>
           <w:p>
             <w:pPr>
-              <w:pStyle w:val="a9"/>
               <w:widowControl/>
-              <w:spacing w:beforeAutospacing="0" w:afterAutospacing="0"/>
+              <w:autoSpaceDE/>
+              <w:autoSpaceDN/>
+              <w:adjustRightInd/>
+              <w:spacing w:line="252" w:lineRule="atLeast"/>
               <w:jc w:val="center"/>
               <w:rPr>
                 <w:rFonts w:ascii="宋体" w:hAnsi="宋体" w:cs="宋体" w:hint="eastAsia"/>
+                <w:snapToGrid/>
+                <w:sz w:val="24"/>
                 <w:szCs w:val="24"/>
               </w:rPr>
             </w:pPr>
             <w:r>
               <w:rPr>
+                <w:rFonts w:ascii="宋体" w:hAnsi="宋体" w:cs="宋体"/>
                 <w:noProof/>
                 <w:snapToGrid/>
               </w:rPr>
               <w:drawing>
-                <wp:inline distT="0" distB="0" distL="0" distR="0" wp14:anchorId="706BBC2A" wp14:editId="2930D1F0">
-                  <wp:extent cx="6300000" cy="1666797"/>
-                  <wp:effectExtent l="0" t="0" r="5715" b="0"/>
-                  <wp:docPr id="113706152" name="图片 1"/>
+                <wp:inline distT="0" distB="0" distL="0" distR="0" wp14:anchorId="3994769E" wp14:editId="5512DE2C">
+                  <wp:extent cx="6300000" cy="1212326"/>
+                  <wp:effectExtent l="0" t="0" r="5715" b="6985"/>
+                  <wp:docPr id="1078900969" name="图片 1"/>
                   <wp:cNvGraphicFramePr>
                     <a:graphicFrameLocks xmlns:a="http://schemas.openxmlformats.org/drawingml/2006/main" noChangeAspect="1"/>
                   </wp:cNvGraphicFramePr>
@@ -957,7 +1080,7 @@
                     <a:graphicData uri="http://schemas.openxmlformats.org/drawingml/2006/picture">
                       <pic:pic xmlns:pic="http://schemas.openxmlformats.org/drawingml/2006/picture">
                         <pic:nvPicPr>
-                          <pic:cNvPr id="113706152" name=""/>
+                          <pic:cNvPr id="1078900969" name=""/>
                           <pic:cNvPicPr/>
                         </pic:nvPicPr>
                         <pic:blipFill>
@@ -969,7 +1092,7 @@
                         <pic:spPr>
                           <a:xfrm>
                             <a:off x="0" y="0"/>
-                            <a:ext cx="6300000" cy="1666797"/>
+                            <a:ext cx="6300000" cy="1212326"/>
                           </a:xfrm>
                           <a:prstGeom prst="rect">
                             <a:avLst/>
@@ -981,22 +1104,6 @@
                 </wp:inline>
               </w:drawing>
             </w:r>
-          </w:p>
-          <w:p>
-            <w:pPr>
-              <w:widowControl/>
-              <w:autoSpaceDE/>
-              <w:autoSpaceDN/>
-              <w:adjustRightInd/>
-              <w:spacing w:line="252" w:lineRule="atLeast"/>
-              <w:jc w:val="center"/>
-              <w:rPr>
-                <w:rFonts w:ascii="宋体" w:hAnsi="宋体" w:cs="宋体" w:hint="eastAsia"/>
-                <w:snapToGrid/>
-                <w:sz w:val="24"/>
-                <w:szCs w:val="24"/>
-              </w:rPr>
-            </w:pPr>
             <w:r>
               <w:rPr>
                 <w:rFonts w:ascii="宋体" w:hAnsi="宋体" w:cs="宋体" w:hint="eastAsia"/>
@@ -1046,8 +1153,7 @@
             </w:r>
             <w:r>
               <w:rPr>
-                <w:rFonts w:ascii="微软雅黑" w:eastAsia="微软雅黑" w:hAnsi="微软雅黑" w:cs="微软雅黑" w:hint="eastAsia"/>
-                <w:color w:val="000000"/>
+                <w:rFonts w:ascii="微软雅黑" w:eastAsia="微软雅黑" w:hAnsi="微软雅黑" w:cs="宋体" w:hint="eastAsia"/>
               </w:rPr>
             </w:r>
             <w:r>
@@ -1074,15 +1180,18 @@
             </w:pPr>
             <w:r>
               <w:rPr>
+                <w:rFonts w:ascii="宋体" w:hAnsi="宋体" w:cs="宋体"/>
                 <w:noProof/>
                 <w:snapToGrid/>
+                <w:sz w:val="24"/>
+                <w:szCs w:val="24"/>
               </w:rPr>
               <w:lastRenderedPageBreak/>
               <w:drawing>
-                <wp:inline distT="0" distB="0" distL="0" distR="0" wp14:anchorId="3E798CB6" wp14:editId="51696202">
-                  <wp:extent cx="6300000" cy="2335563"/>
-                  <wp:effectExtent l="0" t="0" r="5715" b="7620"/>
-                  <wp:docPr id="711268483" name="图片 1"/>
+                <wp:inline distT="0" distB="0" distL="0" distR="0" wp14:anchorId="56F6530A" wp14:editId="42DC7E26">
+                  <wp:extent cx="6645910" cy="3443605"/>
+                  <wp:effectExtent l="0" t="0" r="2540" b="4445"/>
+                  <wp:docPr id="1421749175" name="图片 1"/>
                   <wp:cNvGraphicFramePr>
                     <a:graphicFrameLocks xmlns:a="http://schemas.openxmlformats.org/drawingml/2006/main" noChangeAspect="1"/>
                   </wp:cNvGraphicFramePr>
@@ -1090,7 +1199,7 @@
                     <a:graphicData uri="http://schemas.openxmlformats.org/drawingml/2006/picture">
                       <pic:pic xmlns:pic="http://schemas.openxmlformats.org/drawingml/2006/picture">
                         <pic:nvPicPr>
-                          <pic:cNvPr id="711268483" name=""/>
+                          <pic:cNvPr id="1421749175" name=""/>
                           <pic:cNvPicPr/>
                         </pic:nvPicPr>
                         <pic:blipFill>
@@ -1102,7 +1211,7 @@
                         <pic:spPr>
                           <a:xfrm>
                             <a:off x="0" y="0"/>
-                            <a:ext cx="6300000" cy="2335563"/>
+                            <a:ext cx="6645910" cy="3443605"/>
                           </a:xfrm>
                           <a:prstGeom prst="rect">
                             <a:avLst/>
@@ -1171,7 +1280,13 @@
                 <w:rFonts w:ascii="微软雅黑" w:eastAsia="微软雅黑" w:hAnsi="微软雅黑" w:cs="宋体" w:hint="eastAsia"/>
                 <w:snapToGrid/>
               </w:rPr>
-              <w:t>{{ cfw_bandwidth_detail }}</w:t>
+              <w:t>当前CFW产品互联网边界防护带宽为{{ cfw_bandwidth_spec }}。监测到带宽峰值时间段为{{ cfw_peak_inbound_range }}，入方向流量峰值{{ cfw_inbound_peak_display }}Gbps，入方向95带宽值{{ cfw_inbound_95th_display }}Gbps。{{ cfw_exceeded_text }}</w:t>
+            </w:r>
+            <w:r>
+              <w:rPr>
+                <w:rFonts w:ascii="微软雅黑" w:eastAsia="微软雅黑" w:hAnsi="微软雅黑" w:cs="宋体" w:hint="eastAsia"/>
+                <w:snapToGrid/>
+              </w:rPr>
             </w:r>
             <w:r>
               <w:rPr>
@@ -1298,21 +1413,22 @@
               <w:jc w:val="center"/>
               <w:rPr>
                 <w:rFonts w:ascii="宋体" w:hAnsi="宋体" w:cs="宋体" w:hint="eastAsia"/>
-                <w:snapToGrid/>
-                <w:sz w:val="24"/>
-                <w:szCs w:val="24"/>
+                <w:caps/>
+                <w:snapToGrid/>
               </w:rPr>
             </w:pPr>
             <w:r>
               <w:rPr>
+                <w:rFonts w:ascii="宋体" w:hAnsi="宋体" w:cs="宋体"/>
+                <w:caps/>
                 <w:noProof/>
                 <w:snapToGrid/>
               </w:rPr>
               <w:drawing>
-                <wp:inline distT="0" distB="0" distL="0" distR="0" wp14:anchorId="387C207D" wp14:editId="5D9F11F7">
-                  <wp:extent cx="6300000" cy="3372721"/>
+                <wp:inline distT="0" distB="0" distL="0" distR="0" wp14:anchorId="38686F06" wp14:editId="4064DE38">
+                  <wp:extent cx="6300000" cy="2763549"/>
                   <wp:effectExtent l="0" t="0" r="5715" b="0"/>
-                  <wp:docPr id="921366214" name="图片 1"/>
+                  <wp:docPr id="536901323" name="图片 1"/>
                   <wp:cNvGraphicFramePr>
                     <a:graphicFrameLocks xmlns:a="http://schemas.openxmlformats.org/drawingml/2006/main" noChangeAspect="1"/>
                   </wp:cNvGraphicFramePr>
@@ -1320,7 +1436,7 @@
                     <a:graphicData uri="http://schemas.openxmlformats.org/drawingml/2006/picture">
                       <pic:pic xmlns:pic="http://schemas.openxmlformats.org/drawingml/2006/picture">
                         <pic:nvPicPr>
-                          <pic:cNvPr id="921366214" name=""/>
+                          <pic:cNvPr id="536901323" name=""/>
                           <pic:cNvPicPr/>
                         </pic:nvPicPr>
                         <pic:blipFill>
@@ -1332,7 +1448,7 @@
                         <pic:spPr>
                           <a:xfrm>
                             <a:off x="0" y="0"/>
-                            <a:ext cx="6300000" cy="3372721"/>
+                            <a:ext cx="6300000" cy="2763549"/>
                           </a:xfrm>
                           <a:prstGeom prst="rect">
                             <a:avLst/>
@@ -1466,6 +1582,12 @@
                 <w:snapToGrid/>
               </w:rPr>
             </w:r>
+            <w:r>
+              <w:rPr>
+                <w:rFonts w:ascii="微软雅黑" w:eastAsia="微软雅黑" w:hAnsi="微软雅黑" w:cs="宋体" w:hint="eastAsia"/>
+                <w:snapToGrid/>
+              </w:rPr>
+            </w:r>
           </w:p>
           <w:p>
             <w:pPr>
@@ -1480,15 +1602,15 @@
             </w:pPr>
             <w:r>
               <w:rPr>
+                <w:rFonts w:ascii="等线" w:eastAsia="等线" w:hAnsi="等线" w:cs="等线"/>
                 <w:noProof/>
-                <w:snapToGrid/>
-              </w:rPr>
-              <w:lastRenderedPageBreak/>
+                <w:sz w:val="21"/>
+              </w:rPr>
               <w:drawing>
-                <wp:inline distT="0" distB="0" distL="0" distR="0" wp14:anchorId="60B01263" wp14:editId="25DBBA4A">
-                  <wp:extent cx="6300000" cy="2842404"/>
+                <wp:inline distT="0" distB="0" distL="0" distR="0" wp14:anchorId="4B544F90" wp14:editId="2A35B05E">
+                  <wp:extent cx="6300000" cy="3511771"/>
                   <wp:effectExtent l="0" t="0" r="5715" b="0"/>
-                  <wp:docPr id="855030671" name="图片 1"/>
+                  <wp:docPr id="1136827827" name="图片 1"/>
                   <wp:cNvGraphicFramePr>
                     <a:graphicFrameLocks xmlns:a="http://schemas.openxmlformats.org/drawingml/2006/main" noChangeAspect="1"/>
                   </wp:cNvGraphicFramePr>
@@ -1496,7 +1618,7 @@
                     <a:graphicData uri="http://schemas.openxmlformats.org/drawingml/2006/picture">
                       <pic:pic xmlns:pic="http://schemas.openxmlformats.org/drawingml/2006/picture">
                         <pic:nvPicPr>
-                          <pic:cNvPr id="855030671" name=""/>
+                          <pic:cNvPr id="1136827827" name=""/>
                           <pic:cNvPicPr/>
                         </pic:nvPicPr>
                         <pic:blipFill>
@@ -1508,7 +1630,7 @@
                         <pic:spPr>
                           <a:xfrm>
                             <a:off x="0" y="0"/>
-                            <a:ext cx="6300000" cy="2842404"/>
+                            <a:ext cx="6300000" cy="3511771"/>
                           </a:xfrm>
                           <a:prstGeom prst="rect">
                             <a:avLst/>
@@ -1615,14 +1737,15 @@
             </w:pPr>
             <w:r>
               <w:rPr>
+                <w:rFonts w:ascii="等线" w:eastAsia="等线" w:hAnsi="等线" w:cs="等线"/>
                 <w:noProof/>
-                <w:snapToGrid/>
+                <w:sz w:val="21"/>
               </w:rPr>
               <w:drawing>
-                <wp:inline distT="0" distB="0" distL="0" distR="0" wp14:anchorId="04B4ABF9" wp14:editId="0C0A9102">
-                  <wp:extent cx="6300000" cy="1648137"/>
-                  <wp:effectExtent l="0" t="0" r="5715" b="9525"/>
-                  <wp:docPr id="1838685666" name="图片 1"/>
+                <wp:inline distT="0" distB="0" distL="0" distR="0" wp14:anchorId="7EDF3E00" wp14:editId="16A2457F">
+                  <wp:extent cx="6300000" cy="1596971"/>
+                  <wp:effectExtent l="0" t="0" r="5715" b="3810"/>
+                  <wp:docPr id="1972510922" name="图片 1"/>
                   <wp:cNvGraphicFramePr>
                     <a:graphicFrameLocks xmlns:a="http://schemas.openxmlformats.org/drawingml/2006/main" noChangeAspect="1"/>
                   </wp:cNvGraphicFramePr>
@@ -1630,7 +1753,7 @@
                     <a:graphicData uri="http://schemas.openxmlformats.org/drawingml/2006/picture">
                       <pic:pic xmlns:pic="http://schemas.openxmlformats.org/drawingml/2006/picture">
                         <pic:nvPicPr>
-                          <pic:cNvPr id="1838685666" name=""/>
+                          <pic:cNvPr id="1972510922" name=""/>
                           <pic:cNvPicPr/>
                         </pic:nvPicPr>
                         <pic:blipFill>
@@ -1642,7 +1765,7 @@
                         <pic:spPr>
                           <a:xfrm>
                             <a:off x="0" y="0"/>
-                            <a:ext cx="6300000" cy="1648137"/>
+                            <a:ext cx="6300000" cy="1596971"/>
                           </a:xfrm>
                           <a:prstGeom prst="rect">
                             <a:avLst/>
@@ -1713,6 +1836,12 @@
             </w:r>
             <w:r>
               <w:rPr>
+                <w:rFonts w:ascii="微软雅黑" w:eastAsia="微软雅黑" w:hAnsi="微软雅黑" w:cs="宋体" w:hint="eastAsia"/>
+                <w:snapToGrid/>
+              </w:rPr>
+            </w:r>
+            <w:r>
+              <w:rPr>
                 <w:rFonts w:ascii="微软雅黑" w:eastAsia="微软雅黑" w:hAnsi="微软雅黑" w:cs="宋体"/>
                 <w:snapToGrid/>
               </w:rPr>
@@ -1726,6 +1855,12 @@
             <w:r>
               <w:rPr>
                 <w:rFonts w:ascii="微软雅黑" w:eastAsia="微软雅黑" w:hAnsi="微软雅黑" w:cs="宋体"/>
+                <w:snapToGrid/>
+              </w:rPr>
+            </w:r>
+            <w:r>
+              <w:rPr>
+                <w:rFonts w:ascii="微软雅黑" w:eastAsia="微软雅黑" w:hAnsi="微软雅黑" w:cs="宋体" w:hint="eastAsia"/>
                 <w:snapToGrid/>
               </w:rPr>
             </w:r>
@@ -1799,15 +1934,16 @@
             </w:pPr>
             <w:r>
               <w:rPr>
+                <w:rFonts w:ascii="宋体" w:hAnsi="宋体" w:cs="宋体"/>
                 <w:noProof/>
                 <w:snapToGrid/>
               </w:rPr>
               <w:lastRenderedPageBreak/>
               <w:drawing>
-                <wp:inline distT="0" distB="0" distL="0" distR="0" wp14:anchorId="58E76729" wp14:editId="41284BDD">
-                  <wp:extent cx="6300000" cy="2412010"/>
-                  <wp:effectExtent l="0" t="0" r="5715" b="7620"/>
-                  <wp:docPr id="504905225" name="图片 1"/>
+                <wp:inline distT="0" distB="0" distL="0" distR="0" wp14:anchorId="50B792AC" wp14:editId="1B2CCFB9">
+                  <wp:extent cx="6300000" cy="2899589"/>
+                  <wp:effectExtent l="0" t="0" r="5715" b="0"/>
+                  <wp:docPr id="2106415219" name="图片 1"/>
                   <wp:cNvGraphicFramePr>
                     <a:graphicFrameLocks xmlns:a="http://schemas.openxmlformats.org/drawingml/2006/main" noChangeAspect="1"/>
                   </wp:cNvGraphicFramePr>
@@ -1815,7 +1951,7 @@
                     <a:graphicData uri="http://schemas.openxmlformats.org/drawingml/2006/picture">
                       <pic:pic xmlns:pic="http://schemas.openxmlformats.org/drawingml/2006/picture">
                         <pic:nvPicPr>
-                          <pic:cNvPr id="504905225" name=""/>
+                          <pic:cNvPr id="2106415219" name=""/>
                           <pic:cNvPicPr/>
                         </pic:nvPicPr>
                         <pic:blipFill>
@@ -1827,7 +1963,7 @@
                         <pic:spPr>
                           <a:xfrm>
                             <a:off x="0" y="0"/>
-                            <a:ext cx="6300000" cy="2412010"/>
+                            <a:ext cx="6300000" cy="2899589"/>
                           </a:xfrm>
                           <a:prstGeom prst="rect">
                             <a:avLst/>
@@ -2016,7 +2152,19 @@
                 <w:szCs w:val="28"/>
               </w:rPr>
               <w:lastRenderedPageBreak/>
-              <w:t>三、重点工作内容</w:t>
+              <w:t>三</w:t>
+            </w:r>
+            <w:r>
+              <w:rPr>
+                <w:rFonts w:ascii="微软雅黑" w:eastAsia="微软雅黑" w:hAnsi="微软雅黑" w:cs="宋体" w:hint="eastAsia"/>
+                <w:b/>
+                <w:bCs/>
+                <w:snapToGrid/>
+                <w:color w:val="000000"/>
+                <w:sz w:val="28"/>
+                <w:szCs w:val="28"/>
+              </w:rPr>
+              <w:t>、重点工作内容</w:t>
             </w:r>
           </w:p>
         </w:tc>
@@ -2050,7 +2198,7 @@
               <w:autoSpaceDN/>
               <w:adjustRightInd/>
               <w:spacing w:line="252" w:lineRule="atLeast"/>
-              <w:ind w:firstLine="420"/>
+              <w:ind w:firstLineChars="200" w:firstLine="480"/>
               <w:rPr>
                 <w:rFonts w:ascii="宋体" w:hAnsi="宋体" w:cs="宋体" w:hint="eastAsia"/>
                 <w:snapToGrid/>
@@ -2060,8 +2208,10 @@
             </w:pPr>
             <w:r>
               <w:rPr>
-                <w:rFonts w:ascii="微软雅黑" w:eastAsia="微软雅黑" w:hAnsi="微软雅黑" w:cs="宋体" w:hint="eastAsia"/>
-                <w:snapToGrid/>
+                <w:rFonts w:ascii="微软雅黑" w:hAnsi="微软雅黑" w:cs="宋体" w:hint="eastAsia"/>
+                <w:snapToGrid/>
+                <w:sz w:val="24"/>
+                <w:szCs w:val="24"/>
               </w:rPr>
               <w:t>{{ key_work_content }}</w:t>
             </w:r>
@@ -2116,7 +2266,19 @@
                 <w:sz w:val="28"/>
                 <w:szCs w:val="28"/>
               </w:rPr>
-              <w:t>四、遗留事项</w:t>
+              <w:t>四、</w:t>
+            </w:r>
+            <w:r>
+              <w:rPr>
+                <w:rFonts w:ascii="微软雅黑" w:eastAsia="微软雅黑" w:hAnsi="微软雅黑" w:cs="宋体" w:hint="eastAsia"/>
+                <w:b/>
+                <w:bCs/>
+                <w:snapToGrid/>
+                <w:color w:val="000000"/>
+                <w:sz w:val="28"/>
+                <w:szCs w:val="28"/>
+              </w:rPr>
+              <w:t>遗留事项</w:t>
             </w:r>
           </w:p>
         </w:tc>
@@ -2150,7 +2312,7 @@
               <w:autoSpaceDN/>
               <w:adjustRightInd/>
               <w:spacing w:line="252" w:lineRule="atLeast"/>
-              <w:ind w:firstLine="420"/>
+              <w:ind w:firstLineChars="200" w:firstLine="480"/>
               <w:rPr>
                 <w:rFonts w:ascii="宋体" w:hAnsi="宋体" w:cs="宋体" w:hint="eastAsia"/>
                 <w:snapToGrid/>
@@ -2253,11 +2415,11 @@
               <w:tblLook w:val="04A0" w:firstRow="1" w:lastRow="0" w:firstColumn="1" w:lastColumn="0" w:noHBand="0" w:noVBand="1"/>
             </w:tblPr>
             <w:tblGrid>
-              <w:gridCol w:w="1260"/>
-              <w:gridCol w:w="1102"/>
-              <w:gridCol w:w="1572"/>
-              <w:gridCol w:w="1651"/>
-              <w:gridCol w:w="4325"/>
+              <w:gridCol w:w="1311"/>
+              <w:gridCol w:w="1148"/>
+              <w:gridCol w:w="1635"/>
+              <w:gridCol w:w="1718"/>
+              <w:gridCol w:w="4500"/>
             </w:tblGrid>
             <w:tr>
               <w:trPr>
@@ -3474,7 +3636,7 @@
             <w:rPr>
               <w:noProof/>
             </w:rPr>
-            <w:t>2026-5-20</w:t>
+            <w:t>2026-6-24</w:t>
           </w:r>
           <w:r>
             <w:fldChar w:fldCharType="end"/>
@@ -3757,7 +3919,19 @@
                 <w:rPr>
                   <w:rFonts w:ascii="宋体" w:hAnsi="宋体" w:hint="eastAsia"/>
                 </w:rPr>
-                <w:t>比亚迪规划院安全运营日报-2026年5月20日</w:t>
+                <w:t>比亚迪规划院安全运营日报-2026年06月2</w:t>
+              </w:r>
+              <w:r>
+                <w:rPr>
+                  <w:rFonts w:ascii="宋体" w:hAnsi="宋体" w:hint="eastAsia"/>
+                </w:rPr>
+                <w:t>4</w:t>
+              </w:r>
+              <w:r>
+                <w:rPr>
+                  <w:rFonts w:ascii="宋体" w:hAnsi="宋体" w:hint="eastAsia"/>
+                </w:rPr>
+                <w:t>日</w:t>
               </w:r>
             </w:p>
           </w:tc>
@@ -3811,6 +3985,95 @@
 <file path=word/numbering.xml><?xml version="1.0" encoding="utf-8"?>
 <w:numbering xmlns:wpc="http://schemas.microsoft.com/office/word/2010/wordprocessingCanvas" xmlns:cx="http://schemas.microsoft.com/office/drawing/2014/chartex" xmlns:cx1="http://schemas.microsoft.com/office/drawing/2015/9/8/chartex" xmlns:cx2="http://schemas.microsoft.com/office/drawing/2015/10/21/chartex" xmlns:cx3="http://schemas.microsoft.com/office/drawing/2016/5/9/chartex" xmlns:cx4="http://schemas.microsoft.com/office/drawing/2016/5/10/chartex" xmlns:cx5="http://schemas.microsoft.com/office/drawing/2016/5/11/chartex" xmlns:cx6="http://schemas.microsoft.com/office/drawing/2016/5/12/chartex" xmlns:cx7="http://schemas.microsoft.com/office/drawing/2016/5/13/chartex" xmlns:cx8="http://schemas.microsoft.com/office/drawing/2016/5/14/chartex" xmlns:mc="http://schemas.openxmlformats.org/markup-compatibility/2006" xmlns:aink="http://schemas.microsoft.com/office/drawing/2016/ink" xmlns:am3d="http://schemas.microsoft.com/office/drawing/2017/model3d" xmlns:o="urn:schemas-microsoft-com:office:office" xmlns:oel="http://schemas.microsoft.com/office/2019/extlst" xmlns:r="http://schemas.openxmlformats.org/officeDocument/2006/relationships" xmlns:m="http://schemas.openxmlformats.org/officeDocument/2006/math" xmlns:v="urn:schemas-microsoft-com:vml" xmlns:wp14="http://schemas.microsoft.com/office/word/2010/wordprocessingDrawing" xmlns:wp="http://schemas.openxmlformats.org/drawingml/2006/wordprocessingDrawing" xmlns:w10="urn:schemas-microsoft-com:office:word" xmlns:w="http://schemas.openxmlformats.org/wordprocessingml/2006/main" xmlns:w14="http://schemas.microsoft.com/office/word/2010/wordml" xmlns:w15="http://schemas.microsoft.com/office/word/2012/wordml" xmlns:w16cex="http://schemas.microsoft.com/office/word/2018/wordml/cex" xmlns:w16cid="http://schemas.microsoft.com/office/word/2016/wordml/cid" xmlns:w16="http://schemas.microsoft.com/office/word/2018/wordml" xmlns:w16du="http://schemas.microsoft.com/office/word/2023/wordml/word16du" xmlns:w16sdtdh="http://schemas.microsoft.com/office/word/2020/wordml/sdtdatahash" xmlns:w16sdtfl="http://schemas.microsoft.com/office/word/2024/wordml/sdtformatlock" xmlns:w16se="http://schemas.microsoft.com/office/word/2015/wordml/symex" xmlns:wpg="http://schemas.microsoft.com/office/word/2010/wordprocessingGroup" xmlns:wpi="http://schemas.microsoft.com/office/word/2010/wordprocessingInk" xmlns:wne="http://schemas.microsoft.com/office/word/2006/wordml" xmlns:wps="http://schemas.microsoft.com/office/word/2010/wordprocessingShape" mc:Ignorable="w14 w15 w16se w16cid w16 w16cex w16sdtdh w16sdtfl w16du wp14">
   <w:abstractNum w:abstractNumId="0" w15:restartNumberingAfterBreak="0">
+    <w:nsid w:val="1829221D"/>
+    <w:multiLevelType w:val="hybridMultilevel"/>
+    <w:tmpl w:val="8F123BF4"/>
+    <w:lvl w:ilvl="0" w:tplc="8C60AF32">
+      <w:start w:val="1"/>
+      <w:numFmt w:val="decimal"/>
+      <w:lvlText w:val="%1、"/>
+      <w:lvlJc w:val="left"/>
+      <w:pPr>
+        <w:ind w:left="780" w:hanging="360"/>
+      </w:pPr>
+      <w:rPr>
+        <w:rFonts w:hint="default"/>
+      </w:rPr>
+    </w:lvl>
+    <w:lvl w:ilvl="1" w:tplc="04090019" w:tentative="1">
+      <w:start w:val="1"/>
+      <w:numFmt w:val="lowerLetter"/>
+      <w:lvlText w:val="%2)"/>
+      <w:lvlJc w:val="left"/>
+      <w:pPr>
+        <w:ind w:left="1300" w:hanging="440"/>
+      </w:pPr>
+    </w:lvl>
+    <w:lvl w:ilvl="2" w:tplc="0409001B" w:tentative="1">
+      <w:start w:val="1"/>
+      <w:numFmt w:val="lowerRoman"/>
+      <w:lvlText w:val="%3."/>
+      <w:lvlJc w:val="right"/>
+      <w:pPr>
+        <w:ind w:left="1740" w:hanging="440"/>
+      </w:pPr>
+    </w:lvl>
+    <w:lvl w:ilvl="3" w:tplc="0409000F" w:tentative="1">
+      <w:start w:val="1"/>
+      <w:numFmt w:val="decimal"/>
+      <w:lvlText w:val="%4."/>
+      <w:lvlJc w:val="left"/>
+      <w:pPr>
+        <w:ind w:left="2180" w:hanging="440"/>
+      </w:pPr>
+    </w:lvl>
+    <w:lvl w:ilvl="4" w:tplc="04090019" w:tentative="1">
+      <w:start w:val="1"/>
+      <w:numFmt w:val="lowerLetter"/>
+      <w:lvlText w:val="%5)"/>
+      <w:lvlJc w:val="left"/>
+      <w:pPr>
+        <w:ind w:left="2620" w:hanging="440"/>
+      </w:pPr>
+    </w:lvl>
+    <w:lvl w:ilvl="5" w:tplc="0409001B" w:tentative="1">
+      <w:start w:val="1"/>
+      <w:numFmt w:val="lowerRoman"/>
+      <w:lvlText w:val="%6."/>
+      <w:lvlJc w:val="right"/>
+      <w:pPr>
+        <w:ind w:left="3060" w:hanging="440"/>
+      </w:pPr>
+    </w:lvl>
+    <w:lvl w:ilvl="6" w:tplc="0409000F" w:tentative="1">
+      <w:start w:val="1"/>
+      <w:numFmt w:val="decimal"/>
+      <w:lvlText w:val="%7."/>
+      <w:lvlJc w:val="left"/>
+      <w:pPr>
+        <w:ind w:left="3500" w:hanging="440"/>
+      </w:pPr>
+    </w:lvl>
+    <w:lvl w:ilvl="7" w:tplc="04090019" w:tentative="1">
+      <w:start w:val="1"/>
+      <w:numFmt w:val="lowerLetter"/>
+      <w:lvlText w:val="%8)"/>
+      <w:lvlJc w:val="left"/>
+      <w:pPr>
+        <w:ind w:left="3940" w:hanging="440"/>
+      </w:pPr>
+    </w:lvl>
+    <w:lvl w:ilvl="8" w:tplc="0409001B" w:tentative="1">
+      <w:start w:val="1"/>
+      <w:numFmt w:val="lowerRoman"/>
+      <w:lvlText w:val="%9."/>
+      <w:lvlJc w:val="right"/>
+      <w:pPr>
+        <w:ind w:left="4380" w:hanging="440"/>
+      </w:pPr>
+    </w:lvl>
+  </w:abstractNum>
+  <w:abstractNum w:abstractNumId="1" w15:restartNumberingAfterBreak="0">
     <w:nsid w:val="42FE570A"/>
     <w:multiLevelType w:val="multilevel"/>
     <w:tmpl w:val="42FE570A"/>
@@ -3978,7 +4241,7 @@
       </w:rPr>
     </w:lvl>
   </w:abstractNum>
-  <w:abstractNum w:abstractNumId="1" w15:restartNumberingAfterBreak="0">
+  <w:abstractNum w:abstractNumId="2" w15:restartNumberingAfterBreak="0">
     <w:nsid w:val="63546429"/>
     <w:multiLevelType w:val="multilevel"/>
     <w:tmpl w:val="63546429"/>
@@ -4122,10 +4385,10 @@
     </w:lvl>
   </w:abstractNum>
   <w:num w:numId="1" w16cid:durableId="271547237">
-    <w:abstractNumId w:val="1"/>
+    <w:abstractNumId w:val="2"/>
   </w:num>
   <w:num w:numId="2" w16cid:durableId="127213408">
-    <w:abstractNumId w:val="0"/>
+    <w:abstractNumId w:val="1"/>
     <w:lvlOverride w:ilvl="0">
       <w:startOverride w:val="1"/>
     </w:lvlOverride>
@@ -4153,6 +4416,9 @@
     <w:lvlOverride w:ilvl="8">
       <w:startOverride w:val="1"/>
     </w:lvlOverride>
+  </w:num>
+  <w:num w:numId="3" w16cid:durableId="753936841">
+    <w:abstractNumId w:val="0"/>
   </w:num>
 </w:numbering>
 </file>
@@ -4995,6 +5261,13 @@
 
 <file path=word/glossary/fontTable.xml><?xml version="1.0" encoding="utf-8"?>
 <w:fonts xmlns:mc="http://schemas.openxmlformats.org/markup-compatibility/2006" xmlns:r="http://schemas.openxmlformats.org/officeDocument/2006/relationships" xmlns:w="http://schemas.openxmlformats.org/wordprocessingml/2006/main" xmlns:w14="http://schemas.microsoft.com/office/word/2010/wordml" xmlns:w15="http://schemas.microsoft.com/office/word/2012/wordml" xmlns:w16cex="http://schemas.microsoft.com/office/word/2018/wordml/cex" xmlns:w16cid="http://schemas.microsoft.com/office/word/2016/wordml/cid" xmlns:w16="http://schemas.microsoft.com/office/word/2018/wordml" xmlns:w16du="http://schemas.microsoft.com/office/word/2023/wordml/word16du" xmlns:w16sdtdh="http://schemas.microsoft.com/office/word/2020/wordml/sdtdatahash" xmlns:w16sdtfl="http://schemas.microsoft.com/office/word/2024/wordml/sdtformatlock" xmlns:w16se="http://schemas.microsoft.com/office/word/2015/wordml/symex" mc:Ignorable="w14 w15 w16se w16cid w16 w16cex w16sdtdh w16sdtfl w16du">
+  <w:font w:name="Times New Roman">
+    <w:panose1 w:val="02020603050405020304"/>
+    <w:charset w:val="00"/>
+    <w:family w:val="roman"/>
+    <w:pitch w:val="variable"/>
+    <w:sig w:usb0="E0002EFF" w:usb1="C000785B" w:usb2="00000009" w:usb3="00000000" w:csb0="000001FF" w:csb1="00000000"/>
+  </w:font>
   <w:font w:name="Arial">
     <w:panose1 w:val="020B0604020202020204"/>
     <w:charset w:val="00"/>
@@ -5010,13 +5283,6 @@
     <w:pitch w:val="fixed"/>
     <w:sig w:usb0="800002BF" w:usb1="38CF7CFA" w:usb2="00000016" w:usb3="00000000" w:csb0="00040001" w:csb1="00000000"/>
   </w:font>
-  <w:font w:name="Times New Roman">
-    <w:panose1 w:val="02020603050405020304"/>
-    <w:charset w:val="00"/>
-    <w:family w:val="roman"/>
-    <w:pitch w:val="variable"/>
-    <w:sig w:usb0="E0002EFF" w:usb1="C000785B" w:usb2="00000009" w:usb3="00000000" w:csb0="000001FF" w:csb1="00000000"/>
-  </w:font>
   <w:font w:name="宋体">
     <w:altName w:val="SimSun"/>
     <w:panose1 w:val="02010600030101010101"/>
@@ -5026,7 +5292,7 @@
     <w:sig w:usb0="00000203" w:usb1="288F0000" w:usb2="00000016" w:usb3="00000000" w:csb0="00040001" w:csb1="00000000"/>
   </w:font>
   <w:font w:name="楷体_GB2312">
-    <w:altName w:val="楷体"/>
+    <w:altName w:val="汉仪楷体KW"/>
     <w:charset w:val="86"/>
     <w:family w:val="modern"/>
     <w:pitch w:val="default"/>
@@ -5041,7 +5307,7 @@
     <w:sig w:usb0="A00002BF" w:usb1="38CF7CFA" w:usb2="00000016" w:usb3="00000000" w:csb0="0004000F" w:csb1="00000000"/>
   </w:font>
   <w:font w:name="微软雅黑">
-    <w:altName w:val="汉仪旗黑"/>
+    <w:altName w:val="汉仪旗黑KW 55S"/>
     <w:panose1 w:val="020B0503020204020204"/>
     <w:charset w:val="86"/>
     <w:family w:val="swiss"/>
@@ -5069,7 +5335,7 @@
     <w:sig w:usb0="B00002AF" w:usb1="69D77CFB" w:usb2="00000030" w:usb3="00000000" w:csb0="0008009F" w:csb1="00000000"/>
   </w:font>
   <w:font w:name="Cambria">
-    <w:altName w:val="苹方-简"/>
+    <w:altName w:val="Georgia"/>
     <w:panose1 w:val="02040503050406030204"/>
     <w:charset w:val="00"/>
     <w:family w:val="roman"/>
@@ -5113,27 +5379,85 @@
   </w:compat>
   <w:rsids>
     <w:rsidRoot w:val="00566579"/>
+    <w:rsid w:val="0005529C"/>
+    <w:rsid w:val="000B1BC1"/>
+    <w:rsid w:val="00151570"/>
+    <w:rsid w:val="00191A17"/>
+    <w:rsid w:val="0019779B"/>
+    <w:rsid w:val="001B5677"/>
     <w:rsid w:val="001C1A5C"/>
+    <w:rsid w:val="0020114B"/>
+    <w:rsid w:val="002716E0"/>
     <w:rsid w:val="00285536"/>
+    <w:rsid w:val="002A3A35"/>
+    <w:rsid w:val="00323E58"/>
+    <w:rsid w:val="003759A7"/>
+    <w:rsid w:val="003A0656"/>
     <w:rsid w:val="003D0A70"/>
+    <w:rsid w:val="003F21F6"/>
+    <w:rsid w:val="0042106B"/>
+    <w:rsid w:val="00430C07"/>
+    <w:rsid w:val="00433EAB"/>
+    <w:rsid w:val="004518DE"/>
+    <w:rsid w:val="00453EA0"/>
+    <w:rsid w:val="0047283C"/>
+    <w:rsid w:val="004C4DD9"/>
     <w:rsid w:val="00566579"/>
+    <w:rsid w:val="00574D7B"/>
+    <w:rsid w:val="005D08BD"/>
     <w:rsid w:val="00601E24"/>
+    <w:rsid w:val="00611B49"/>
+    <w:rsid w:val="00666A70"/>
+    <w:rsid w:val="006951D0"/>
+    <w:rsid w:val="006F434D"/>
     <w:rsid w:val="00707E12"/>
+    <w:rsid w:val="007319E4"/>
+    <w:rsid w:val="00740B30"/>
+    <w:rsid w:val="007A4F5D"/>
     <w:rsid w:val="007D5312"/>
+    <w:rsid w:val="007D77F7"/>
     <w:rsid w:val="008304F4"/>
+    <w:rsid w:val="00875099"/>
+    <w:rsid w:val="0088096C"/>
+    <w:rsid w:val="00895DD6"/>
+    <w:rsid w:val="0089602E"/>
+    <w:rsid w:val="008C4900"/>
+    <w:rsid w:val="00901CF4"/>
+    <w:rsid w:val="00911039"/>
+    <w:rsid w:val="00914000"/>
+    <w:rsid w:val="0092470B"/>
+    <w:rsid w:val="009345FA"/>
+    <w:rsid w:val="009459E6"/>
     <w:rsid w:val="00982922"/>
     <w:rsid w:val="00983355"/>
+    <w:rsid w:val="009B529B"/>
     <w:rsid w:val="009B762B"/>
+    <w:rsid w:val="009F6C7B"/>
+    <w:rsid w:val="00A42809"/>
     <w:rsid w:val="00AA445D"/>
+    <w:rsid w:val="00AC5780"/>
+    <w:rsid w:val="00B03681"/>
+    <w:rsid w:val="00B11620"/>
     <w:rsid w:val="00B22EDD"/>
+    <w:rsid w:val="00B31CC0"/>
     <w:rsid w:val="00B90CB0"/>
+    <w:rsid w:val="00C0540F"/>
+    <w:rsid w:val="00C640FE"/>
+    <w:rsid w:val="00C92A6C"/>
+    <w:rsid w:val="00CD3761"/>
     <w:rsid w:val="00D119B6"/>
     <w:rsid w:val="00D55E01"/>
+    <w:rsid w:val="00D5716F"/>
     <w:rsid w:val="00D91C53"/>
+    <w:rsid w:val="00DA3385"/>
+    <w:rsid w:val="00E43178"/>
     <w:rsid w:val="00E65D2A"/>
     <w:rsid w:val="00EB5AF5"/>
     <w:rsid w:val="00F119B4"/>
+    <w:rsid w:val="00F17073"/>
     <w:rsid w:val="00F20525"/>
+    <w:rsid w:val="00F347F6"/>
+    <w:rsid w:val="00FE0523"/>
   </w:rsids>
   <m:mathPr>
     <m:mathFont m:val="Cambria Math"/>

--- a/app/static/report-templates/daily-report-template.docx
+++ b/app/static/report-templates/daily-report-template.docx
@@ -1062,6 +1062,9 @@
                 <w:szCs w:val="24"/>
               </w:rPr>
             </w:pPr>
+            <w:r>
+              <w:br/>
+            </w:r>
             <w:r>
               <w:rPr>
                 <w:rFonts w:ascii="宋体" w:hAnsi="宋体" w:cs="宋体"/>

--- a/app/static/report-templates/daily-report-template.docx
+++ b/app/static/report-templates/daily-report-template.docx
@@ -31,9 +31,9 @@
             </w:tcBorders>
             <w:tcMar>
               <w:top w:w="0" w:type="dxa"/>
-              <w:left w:w="57" w:type="dxa"/>
+              <w:left w:w="0" w:type="dxa"/>
               <w:bottom w:w="0" w:type="dxa"/>
-              <w:right w:w="57" w:type="dxa"/>
+              <w:right w:w="0" w:type="dxa"/>
             </w:tcMar>
           </w:tcPr>
           <w:p>
@@ -63,15 +63,15 @@
                 <w:szCs w:val="2"/>
               </w:rPr>
               <w:drawing>
-                <wp:anchor distT="0" distB="0" distL="114300" distR="114300" simplePos="0" relativeHeight="251659264" behindDoc="0" locked="0" layoutInCell="1" allowOverlap="1" wp14:anchorId="395A624B" wp14:editId="454ACEA3">
+                <wp:anchor distT="0" distB="0" distL="0" distR="0" simplePos="0" relativeHeight="251659264" behindDoc="0" locked="0" layoutInCell="1" allowOverlap="1" wp14:anchorId="395A624B" wp14:editId="454ACEA3">
                   <wp:simplePos x="0" y="0"/>
                   <wp:positionH relativeFrom="column">
-                    <wp:posOffset>-26745</wp:posOffset>
+                    <wp:posOffset>0</wp:posOffset>
                   </wp:positionH>
                   <wp:positionV relativeFrom="paragraph">
-                    <wp:posOffset>-11393</wp:posOffset>
+                    <wp:posOffset>0</wp:posOffset>
                   </wp:positionV>
-                  <wp:extent cx="6373906" cy="1132173"/>
+                  <wp:extent cx="6176010" cy="1118235"/>
                   <wp:effectExtent l="0" t="0" r="0" b="0"/>
                   <wp:wrapNone/>
                   <wp:docPr id="23" name="图片 23"/>
@@ -102,7 +102,7 @@
                         <pic:spPr>
                           <a:xfrm>
                             <a:off x="0" y="0"/>
-                            <a:ext cx="6511848" cy="1156675"/>
+                            <a:ext cx="6176010" cy="1118235"/>
                           </a:xfrm>
                           <a:prstGeom prst="rect">
                             <a:avLst/>

--- a/app/static/report-templates/daily-report-template.docx
+++ b/app/static/report-templates/daily-report-template.docx
@@ -810,7 +810,7 @@
             </w:pPr>
             <w:r>
               <w:rPr>
-                <w:rFonts w:ascii="微软雅黑" w:eastAsia="微软雅黑" w:hAnsi="微软雅黑" w:cs="宋体"/>
+                <w:rFonts w:ascii="微软雅黑" w:eastAsia="微软雅黑" w:hAnsi="微软雅黑" w:cs="微软雅黑"/>
                 <w:snapToGrid/>
               </w:rPr>
               <w:t>{{ waf_detail }}</w:t>
@@ -939,7 +939,7 @@
             </w:pPr>
             <w:r>
               <w:rPr>
-                <w:rFonts w:ascii="宋体" w:hAnsi="宋体" w:cs="宋体" w:hint="eastAsia"/>
+                <w:rFonts w:ascii="宋体" w:hAnsi="宋体" w:cs="宋体" w:hint="eastAsia" w:eastAsia="宋体"/>
                 <w:snapToGrid/>
               </w:rPr>
               <w:t>图1： WAF监测攻击情况（单位：次）</w:t>
@@ -969,7 +969,7 @@
             </w:r>
             <w:r>
               <w:rPr>
-                <w:rFonts w:ascii="微软雅黑" w:eastAsia="微软雅黑" w:hAnsi="微软雅黑" w:cs="宋体"/>
+                <w:rFonts w:ascii="微软雅黑" w:eastAsia="微软雅黑" w:hAnsi="微软雅黑" w:cs="微软雅黑"/>
                 <w:snapToGrid/>
               </w:rPr>
               <w:t>{{ waf_qps_detail }}</w:t>
@@ -1109,7 +1109,7 @@
             </w:r>
             <w:r>
               <w:rPr>
-                <w:rFonts w:ascii="宋体" w:hAnsi="宋体" w:cs="宋体" w:hint="eastAsia"/>
+                <w:rFonts w:ascii="宋体" w:hAnsi="宋体" w:cs="宋体" w:hint="eastAsia" w:eastAsia="宋体"/>
                 <w:snapToGrid/>
               </w:rPr>
               <w:t>图2： WAF监测QPS趋势情况（单位：qps）</w:t>
@@ -1131,7 +1131,7 @@
             </w:pPr>
             <w:r>
               <w:rPr>
-                <w:rFonts w:ascii="微软雅黑" w:eastAsia="微软雅黑" w:hAnsi="微软雅黑" w:cs="宋体"/>
+                <w:rFonts w:ascii="宋体" w:eastAsia="宋体" w:hAnsi="宋体" w:cs="宋体"/>
                 <w:snapToGrid/>
               </w:rPr>
               <w:t>{{ cfw_detail }}</w:t>
@@ -1244,21 +1244,21 @@
             </w:pPr>
             <w:r>
               <w:rPr>
+                <w:rFonts w:ascii="宋体" w:hAnsi="宋体" w:cs="宋体" w:hint="eastAsia" w:eastAsia="宋体"/>
+                <w:snapToGrid/>
+              </w:rPr>
+              <w:t>图3：</w:t>
+            </w:r>
+            <w:r>
+              <w:rPr>
                 <w:rFonts w:ascii="宋体" w:hAnsi="宋体" w:cs="宋体" w:hint="eastAsia"/>
                 <w:snapToGrid/>
               </w:rPr>
-              <w:t>图3：</w:t>
-            </w:r>
-            <w:r>
-              <w:rPr>
-                <w:rFonts w:ascii="宋体" w:hAnsi="宋体" w:cs="宋体" w:hint="eastAsia"/>
-                <w:snapToGrid/>
-              </w:rPr>
               <w:t xml:space="preserve">  </w:t>
             </w:r>
             <w:r>
               <w:rPr>
-                <w:rFonts w:ascii="宋体" w:hAnsi="宋体" w:cs="宋体" w:hint="eastAsia"/>
+                <w:rFonts w:ascii="宋体" w:hAnsi="宋体" w:cs="宋体" w:hint="eastAsia" w:eastAsia="宋体"/>
                 <w:snapToGrid/>
               </w:rPr>
               <w:t>CFW监测攻击情况（单位：次）</w:t>
@@ -1280,7 +1280,7 @@
             </w:pPr>
             <w:r>
               <w:rPr>
-                <w:rFonts w:ascii="微软雅黑" w:eastAsia="微软雅黑" w:hAnsi="微软雅黑" w:cs="宋体" w:hint="eastAsia"/>
+                <w:rFonts w:ascii="宋体" w:eastAsia="宋体" w:hAnsi="宋体" w:cs="宋体" w:hint="eastAsia"/>
                 <w:snapToGrid/>
               </w:rPr>
               <w:t>当前CFW产品互联网边界防护带宽为{{ cfw_bandwidth_spec }}。监测到带宽峰值时间段为{{ cfw_peak_inbound_range }}，入方向流量峰值{{ cfw_inbound_peak_display }}Gbps，入方向95带宽值{{ cfw_inbound_95th_display }}Gbps。{{ cfw_exceeded_text }}</w:t>
@@ -1479,21 +1479,21 @@
             </w:pPr>
             <w:r>
               <w:rPr>
+                <w:rFonts w:ascii="宋体" w:hAnsi="宋体" w:cs="宋体" w:hint="eastAsia" w:eastAsia="宋体"/>
+                <w:snapToGrid/>
+              </w:rPr>
+              <w:t>图4：</w:t>
+            </w:r>
+            <w:r>
+              <w:rPr>
                 <w:rFonts w:ascii="宋体" w:hAnsi="宋体" w:cs="宋体" w:hint="eastAsia"/>
                 <w:snapToGrid/>
               </w:rPr>
-              <w:t>图4：</w:t>
-            </w:r>
-            <w:r>
-              <w:rPr>
-                <w:rFonts w:ascii="宋体" w:hAnsi="宋体" w:cs="宋体" w:hint="eastAsia"/>
-                <w:snapToGrid/>
-              </w:rPr>
               <w:t xml:space="preserve">  </w:t>
             </w:r>
             <w:r>
               <w:rPr>
-                <w:rFonts w:ascii="宋体" w:hAnsi="宋体" w:cs="宋体" w:hint="eastAsia"/>
+                <w:rFonts w:ascii="宋体" w:hAnsi="宋体" w:cs="宋体" w:hint="eastAsia" w:eastAsia="宋体"/>
                 <w:snapToGrid/>
               </w:rPr>
               <w:t>CFW监测带宽情况（单位：Mbps）</w:t>
@@ -1514,7 +1514,7 @@
             </w:pPr>
             <w:r>
               <w:rPr>
-                <w:rFonts w:ascii="微软雅黑" w:eastAsia="微软雅黑" w:hAnsi="微软雅黑" w:cs="宋体" w:hint="eastAsia"/>
+                <w:rFonts w:ascii="宋体" w:eastAsia="宋体" w:hAnsi="宋体" w:cs="宋体" w:hint="eastAsia"/>
                 <w:snapToGrid/>
               </w:rPr>
               <w:t>{{ hss_detail }}</w:t>
@@ -1679,7 +1679,7 @@
             </w:pPr>
             <w:r>
               <w:rPr>
-                <w:rFonts w:ascii="宋体" w:hAnsi="宋体" w:cs="宋体" w:hint="eastAsia"/>
+                <w:rFonts w:ascii="宋体" w:hAnsi="宋体" w:cs="宋体" w:hint="eastAsia" w:eastAsia="宋体"/>
                 <w:snapToGrid/>
               </w:rPr>
               <w:t>图5： HSS监测攻击情况（单位：次）</w:t>
@@ -1709,7 +1709,7 @@
             </w:r>
             <w:r>
               <w:rPr>
-                <w:rFonts w:ascii="微软雅黑" w:eastAsia="微软雅黑" w:hAnsi="微软雅黑" w:cs="宋体" w:hint="eastAsia"/>
+                <w:rFonts w:ascii="宋体" w:eastAsia="宋体" w:hAnsi="宋体" w:cs="宋体" w:hint="eastAsia"/>
                 <w:snapToGrid/>
               </w:rPr>
               <w:t>{{ ddos_detail }}</w:t>
@@ -1798,7 +1798,7 @@
             </w:pPr>
             <w:r>
               <w:rPr>
-                <w:rFonts w:ascii="宋体" w:hAnsi="宋体" w:cs="宋体" w:hint="eastAsia"/>
+                <w:rFonts w:ascii="宋体" w:hAnsi="宋体" w:cs="宋体" w:hint="eastAsia" w:eastAsia="宋体"/>
                 <w:snapToGrid/>
               </w:rPr>
               <w:t>图6： DDos防护情况（单位：次）</w:t>
@@ -1826,7 +1826,7 @@
             </w:r>
             <w:r>
               <w:rPr>
-                <w:rFonts w:ascii="微软雅黑" w:eastAsia="微软雅黑" w:hAnsi="微软雅黑" w:cs="宋体"/>
+                <w:rFonts w:ascii="宋体" w:eastAsia="宋体" w:hAnsi="宋体" w:cs="宋体"/>
                 <w:snapToGrid/>
               </w:rPr>
               <w:t>{{ secmaster_detail }}</w:t>
@@ -1994,42 +1994,42 @@
             </w:pPr>
             <w:r>
               <w:rPr>
+                <w:rFonts w:ascii="宋体" w:hAnsi="宋体" w:cs="宋体" w:hint="eastAsia" w:eastAsia="宋体"/>
+                <w:snapToGrid/>
+              </w:rPr>
+              <w:t>图7</w:t>
+            </w:r>
+            <w:r>
+              <w:rPr>
+                <w:rFonts w:ascii="宋体" w:hAnsi="宋体" w:cs="宋体" w:hint="eastAsia" w:eastAsia="宋体"/>
+                <w:snapToGrid/>
+              </w:rPr>
+              <w:t>：</w:t>
+            </w:r>
+            <w:r>
+              <w:rPr>
                 <w:rFonts w:ascii="宋体" w:hAnsi="宋体" w:cs="宋体" w:hint="eastAsia"/>
                 <w:snapToGrid/>
               </w:rPr>
-              <w:t>图7</w:t>
+              <w:t xml:space="preserve"> </w:t>
             </w:r>
             <w:r>
               <w:rPr>
                 <w:rFonts w:ascii="宋体" w:hAnsi="宋体" w:cs="宋体" w:hint="eastAsia"/>
                 <w:snapToGrid/>
               </w:rPr>
-              <w:t>：</w:t>
-            </w:r>
-            <w:r>
-              <w:rPr>
-                <w:rFonts w:ascii="宋体" w:hAnsi="宋体" w:cs="宋体" w:hint="eastAsia"/>
-                <w:snapToGrid/>
-              </w:rPr>
               <w:t xml:space="preserve"> </w:t>
             </w:r>
             <w:r>
               <w:rPr>
-                <w:rFonts w:ascii="宋体" w:hAnsi="宋体" w:cs="宋体" w:hint="eastAsia"/>
-                <w:snapToGrid/>
-              </w:rPr>
-              <w:t xml:space="preserve"> </w:t>
-            </w:r>
-            <w:r>
-              <w:rPr>
-                <w:rFonts w:ascii="宋体" w:hAnsi="宋体" w:cs="宋体"/>
+                <w:rFonts w:ascii="宋体" w:hAnsi="宋体" w:cs="宋体" w:eastAsia="宋体"/>
                 <w:snapToGrid/>
               </w:rPr>
               <w:t>SecMaster</w:t>
             </w:r>
             <w:r>
               <w:rPr>
-                <w:rFonts w:ascii="宋体" w:hAnsi="宋体" w:cs="宋体" w:hint="eastAsia"/>
+                <w:rFonts w:ascii="宋体" w:hAnsi="宋体" w:cs="宋体" w:hint="eastAsia" w:eastAsia="宋体"/>
                 <w:snapToGrid/>
               </w:rPr>
               <w:t>检测攻击情况</w:t>
@@ -2053,7 +2053,7 @@
             </w:pPr>
             <w:r>
               <w:rPr>
-                <w:rFonts w:ascii="宋体" w:hAnsi="宋体" w:cs="宋体" w:hint="eastAsia"/>
+                <w:rFonts w:ascii="宋体" w:hAnsi="宋体" w:cs="宋体" w:hint="eastAsia" w:eastAsia="宋体"/>
                 <w:snapToGrid/>
                 <w:sz w:val="24"/>
                 <w:szCs w:val="24"/>
@@ -2070,7 +2070,7 @@
             </w:r>
             <w:r>
               <w:rPr>
-                <w:rFonts w:ascii="微软雅黑" w:eastAsia="微软雅黑" w:hAnsi="微软雅黑" w:cs="宋体" w:hint="eastAsia"/>
+                <w:rFonts w:ascii="宋体" w:eastAsia="宋体" w:hAnsi="宋体" w:cs="宋体" w:hint="eastAsia"/>
                 <w:b/>
                 <w:bCs/>
                 <w:snapToGrid/>
@@ -2095,9 +2095,27 @@
                 <w:szCs w:val="24"/>
               </w:rPr>
             </w:pPr>
-            <w:r>
-              <w:rPr>
-                <w:rFonts w:ascii="微软雅黑" w:eastAsia="微软雅黑" w:hAnsi="微软雅黑" w:cs="宋体" w:hint="eastAsia"/>
+          </w:p>
+          <w:p>
+            <w:pPr>
+              <w:widowControl/>
+              <w:shd w:val="clear" w:color="auto" w:fill="FFFFFF"/>
+              <w:autoSpaceDE/>
+              <w:autoSpaceDN/>
+              <w:adjustRightInd/>
+              <w:spacing w:line="360" w:lineRule="atLeast"/>
+              <w:ind w:left="360"/>
+              <w:jc w:val="both"/>
+              <w:rPr>
+                <w:rFonts w:ascii="宋体" w:hAnsi="宋体" w:cs="宋体" w:hint="eastAsia"/>
+                <w:snapToGrid/>
+                <w:sz w:val="24"/>
+                <w:szCs w:val="24"/>
+              </w:rPr>
+            </w:pPr>
+            <w:r>
+              <w:rPr>
+                <w:rFonts w:ascii="微软雅黑" w:eastAsia="微软雅黑" w:hAnsi="微软雅黑" w:cs="微软雅黑" w:hint="eastAsia"/>
                 <w:snapToGrid/>
                 <w:color w:val="000000"/>
               </w:rPr>

--- a/app/static/report-templates/daily-report-template.docx
+++ b/app/static/report-templates/daily-report-template.docx
@@ -71,7 +71,7 @@
                   <wp:positionV relativeFrom="paragraph">
                     <wp:posOffset>0</wp:posOffset>
                   </wp:positionV>
-                  <wp:extent cx="6176010" cy="1118235"/>
+                  <wp:extent cx="6645910" cy="1118235"/>
                   <wp:effectExtent l="0" t="0" r="0" b="0"/>
                   <wp:wrapNone/>
                   <wp:docPr id="23" name="图片 23"/>
@@ -90,7 +90,7 @@
                         <pic:blipFill>
                           <a:blip r:embed="rId8">
                             <a:extLst>
-                              <a:ext uri="{28A0092B-C50C-407E-A947-70E740481C1C}">
+                              <a:ext uri="{28A0092B-C50C-407E-A947-70E740481C1C}" cx="6645910" cy="1118235">
                                 <a14:useLocalDpi xmlns:a14="http://schemas.microsoft.com/office/drawing/2010/main" val="0"/>
                               </a:ext>
                             </a:extLst>
@@ -102,7 +102,7 @@
                         <pic:spPr>
                           <a:xfrm>
                             <a:off x="0" y="0"/>
-                            <a:ext cx="6176010" cy="1118235"/>
+                            <a:ext cx="6645910" cy="1118235"/>
                           </a:xfrm>
                           <a:prstGeom prst="rect">
                             <a:avLst/>
@@ -1107,6 +1107,22 @@
                 </wp:inline>
               </w:drawing>
             </w:r>
+          </w:p>
+          <w:p>
+            <w:pPr>
+              <w:widowControl/>
+              <w:autoSpaceDE/>
+              <w:autoSpaceDN/>
+              <w:adjustRightInd/>
+              <w:spacing w:line="252" w:lineRule="atLeast"/>
+              <w:jc w:val="center"/>
+              <w:rPr>
+                <w:rFonts w:ascii="宋体" w:hAnsi="宋体" w:cs="宋体" w:hint="eastAsia"/>
+                <w:snapToGrid/>
+                <w:sz w:val="24"/>
+                <w:szCs w:val="24"/>
+              </w:rPr>
+            </w:pPr>
             <w:r>
               <w:rPr>
                 <w:rFonts w:ascii="宋体" w:hAnsi="宋体" w:cs="宋体" w:hint="eastAsia" w:eastAsia="宋体"/>
@@ -1131,7 +1147,7 @@
             </w:pPr>
             <w:r>
               <w:rPr>
-                <w:rFonts w:ascii="宋体" w:eastAsia="宋体" w:hAnsi="宋体" w:cs="宋体"/>
+                <w:rFonts w:ascii="微软雅黑" w:eastAsia="微软雅黑" w:hAnsi="微软雅黑" w:cs="微软雅黑"/>
                 <w:snapToGrid/>
               </w:rPr>
               <w:t>{{ cfw_detail }}</w:t>
@@ -1280,7 +1296,7 @@
             </w:pPr>
             <w:r>
               <w:rPr>
-                <w:rFonts w:ascii="宋体" w:eastAsia="宋体" w:hAnsi="宋体" w:cs="宋体" w:hint="eastAsia"/>
+                <w:rFonts w:ascii="微软雅黑" w:eastAsia="微软雅黑" w:hAnsi="微软雅黑" w:cs="微软雅黑" w:hint="eastAsia"/>
                 <w:snapToGrid/>
               </w:rPr>
               <w:t>当前CFW产品互联网边界防护带宽为{{ cfw_bandwidth_spec }}。监测到带宽峰值时间段为{{ cfw_peak_inbound_range }}，入方向流量峰值{{ cfw_inbound_peak_display }}Gbps，入方向95带宽值{{ cfw_inbound_95th_display }}Gbps。{{ cfw_exceeded_text }}</w:t>
@@ -1514,7 +1530,7 @@
             </w:pPr>
             <w:r>
               <w:rPr>
-                <w:rFonts w:ascii="宋体" w:eastAsia="宋体" w:hAnsi="宋体" w:cs="宋体" w:hint="eastAsia"/>
+                <w:rFonts w:ascii="微软雅黑" w:eastAsia="微软雅黑" w:hAnsi="微软雅黑" w:cs="微软雅黑" w:hint="eastAsia"/>
                 <w:snapToGrid/>
               </w:rPr>
               <w:t>{{ hss_detail }}</w:t>
@@ -1709,7 +1725,7 @@
             </w:r>
             <w:r>
               <w:rPr>
-                <w:rFonts w:ascii="宋体" w:eastAsia="宋体" w:hAnsi="宋体" w:cs="宋体" w:hint="eastAsia"/>
+                <w:rFonts w:ascii="微软雅黑" w:eastAsia="微软雅黑" w:hAnsi="微软雅黑" w:cs="微软雅黑" w:hint="eastAsia"/>
                 <w:snapToGrid/>
               </w:rPr>
               <w:t>{{ ddos_detail }}</w:t>
@@ -1826,7 +1842,7 @@
             </w:r>
             <w:r>
               <w:rPr>
-                <w:rFonts w:ascii="宋体" w:eastAsia="宋体" w:hAnsi="宋体" w:cs="宋体"/>
+                <w:rFonts w:ascii="微软雅黑" w:eastAsia="微软雅黑" w:hAnsi="微软雅黑" w:cs="微软雅黑"/>
                 <w:snapToGrid/>
               </w:rPr>
               <w:t>{{ secmaster_detail }}</w:t>
@@ -2077,24 +2093,6 @@
               </w:rPr>
               <w:t>{{ emergency_heading }}</w:t>
             </w:r>
-          </w:p>
-          <w:p>
-            <w:pPr>
-              <w:widowControl/>
-              <w:shd w:val="clear" w:color="auto" w:fill="FFFFFF"/>
-              <w:autoSpaceDE/>
-              <w:autoSpaceDN/>
-              <w:adjustRightInd/>
-              <w:spacing w:line="360" w:lineRule="atLeast"/>
-              <w:ind w:left="360"/>
-              <w:jc w:val="both"/>
-              <w:rPr>
-                <w:rFonts w:ascii="宋体" w:hAnsi="宋体" w:cs="宋体" w:hint="eastAsia"/>
-                <w:snapToGrid/>
-                <w:sz w:val="24"/>
-                <w:szCs w:val="24"/>
-              </w:rPr>
-            </w:pPr>
           </w:p>
           <w:p>
             <w:pPr>

--- a/app/static/report-templates/daily-report-template.docx
+++ b/app/static/report-templates/daily-report-template.docx
@@ -1208,7 +1208,7 @@
               <w:lastRenderedPageBreak/>
               <w:drawing>
                 <wp:inline distT="0" distB="0" distL="0" distR="0" wp14:anchorId="56F6530A" wp14:editId="42DC7E26">
-                  <wp:extent cx="6645910" cy="3443605"/>
+                  <wp:extent cx="6300000" cy="3264370"/>
                   <wp:effectExtent l="0" t="0" r="2540" b="4445"/>
                   <wp:docPr id="1421749175" name="图片 1"/>
                   <wp:cNvGraphicFramePr>
@@ -1230,7 +1230,7 @@
                         <pic:spPr>
                           <a:xfrm>
                             <a:off x="0" y="0"/>
-                            <a:ext cx="6645910" cy="3443605"/>
+                            <a:ext cx="6300000" cy="3264370"/>
                           </a:xfrm>
                           <a:prstGeom prst="rect">
                             <a:avLst/>
@@ -2671,7 +2671,7 @@
             </w:tr>
             <w:tr>
               <w:trPr>
-                <w:trHeight w:val="370"/>
+                <w:trHeight w:val="380"/>
               </w:trPr>
               <w:tc>
                 <w:tcPr>
@@ -2899,7 +2899,7 @@
             </w:tr>
             <w:tr>
               <w:trPr>
-                <w:trHeight w:val="370"/>
+                <w:trHeight w:val="380"/>
               </w:trPr>
               <w:tc>
                 <w:tcPr>
@@ -3289,7 +3289,7 @@
             </w:tr>
             <w:tr>
               <w:trPr>
-                <w:trHeight w:val="312"/>
+                <w:trHeight w:val="380"/>
               </w:trPr>
               <w:tc>
                 <w:tcPr>

--- a/app/static/report-templates/daily-report-template.docx
+++ b/app/static/report-templates/daily-report-template.docx
@@ -2671,7 +2671,7 @@
             </w:tr>
             <w:tr>
               <w:trPr>
-                <w:trHeight w:val="380"/>
+                <w:trHeight w:val="380" w:hRule="exact"/>
               </w:trPr>
               <w:tc>
                 <w:tcPr>
@@ -2899,7 +2899,7 @@
             </w:tr>
             <w:tr>
               <w:trPr>
-                <w:trHeight w:val="380"/>
+                <w:trHeight w:val="380" w:hRule="exact"/>
               </w:trPr>
               <w:tc>
                 <w:tcPr>
@@ -3087,7 +3087,7 @@
             </w:tr>
             <w:tr>
               <w:trPr>
-                <w:trHeight w:val="380"/>
+                <w:trHeight w:val="380" w:hRule="exact"/>
               </w:trPr>
               <w:tc>
                 <w:tcPr>
@@ -3289,7 +3289,7 @@
             </w:tr>
             <w:tr>
               <w:trPr>
-                <w:trHeight w:val="380"/>
+                <w:trHeight w:val="380" w:hRule="exact"/>
               </w:trPr>
               <w:tc>
                 <w:tcPr>
@@ -3643,22 +3643,10 @@
             <w:pStyle w:val="a7"/>
           </w:pPr>
           <w:r>
-            <w:fldChar w:fldCharType="begin"/>
-          </w:r>
-          <w:r>
-            <w:instrText xml:space="preserve"> TIME \@ "yyyy-M-d" </w:instrText>
-          </w:r>
-          <w:r>
-            <w:fldChar w:fldCharType="separate"/>
-          </w:r>
-          <w:r>
             <w:rPr>
               <w:noProof/>
             </w:rPr>
-            <w:t>2026-6-24</w:t>
-          </w:r>
-          <w:r>
-            <w:fldChar w:fldCharType="end"/>
+            <w:t>{{ report_date }}</w:t>
           </w:r>
         </w:p>
       </w:tc>

--- a/app/static/report-templates/daily-report-template.docx
+++ b/app/static/report-templates/daily-report-template.docx
@@ -2671,7 +2671,7 @@
             </w:tr>
             <w:tr>
               <w:trPr>
-                <w:trHeight w:val="380" w:hRule="exact"/>
+                <w:trHeight w:val="440" w:hRule="exact"/>
               </w:trPr>
               <w:tc>
                 <w:tcPr>
@@ -2899,7 +2899,7 @@
             </w:tr>
             <w:tr>
               <w:trPr>
-                <w:trHeight w:val="380" w:hRule="exact"/>
+                <w:trHeight w:val="440" w:hRule="exact"/>
               </w:trPr>
               <w:tc>
                 <w:tcPr>
@@ -3087,7 +3087,7 @@
             </w:tr>
             <w:tr>
               <w:trPr>
-                <w:trHeight w:val="380" w:hRule="exact"/>
+                <w:trHeight w:val="440" w:hRule="exact"/>
               </w:trPr>
               <w:tc>
                 <w:tcPr>
@@ -3289,7 +3289,7 @@
             </w:tr>
             <w:tr>
               <w:trPr>
-                <w:trHeight w:val="380" w:hRule="exact"/>
+                <w:trHeight w:val="440" w:hRule="exact"/>
               </w:trPr>
               <w:tc>
                 <w:tcPr>

--- a/app/static/report-templates/daily-report-template.docx
+++ b/app/static/report-templates/daily-report-template.docx
@@ -2671,7 +2671,7 @@
             </w:tr>
             <w:tr>
               <w:trPr>
-                <w:trHeight w:val="440" w:hRule="exact"/>
+                <w:trHeight w:val="442" w:hRule="exact"/>
               </w:trPr>
               <w:tc>
                 <w:tcPr>
@@ -2899,7 +2899,7 @@
             </w:tr>
             <w:tr>
               <w:trPr>
-                <w:trHeight w:val="440" w:hRule="exact"/>
+                <w:trHeight w:val="442" w:hRule="exact"/>
               </w:trPr>
               <w:tc>
                 <w:tcPr>
@@ -3087,7 +3087,7 @@
             </w:tr>
             <w:tr>
               <w:trPr>
-                <w:trHeight w:val="440" w:hRule="exact"/>
+                <w:trHeight w:val="442" w:hRule="exact"/>
               </w:trPr>
               <w:tc>
                 <w:tcPr>
@@ -3289,7 +3289,7 @@
             </w:tr>
             <w:tr>
               <w:trPr>
-                <w:trHeight w:val="440" w:hRule="exact"/>
+                <w:trHeight w:val="442" w:hRule="exact"/>
               </w:trPr>
               <w:tc>
                 <w:tcPr>

--- a/app/static/report-templates/daily-report-template.docx
+++ b/app/static/report-templates/daily-report-template.docx
@@ -2671,7 +2671,7 @@
             </w:tr>
             <w:tr>
               <w:trPr>
-                <w:trHeight w:val="442" w:hRule="exact"/>
+                <w:trHeight w:val="442" w:hRule="atLeast"/>
               </w:trPr>
               <w:tc>
                 <w:tcPr>
@@ -2899,7 +2899,7 @@
             </w:tr>
             <w:tr>
               <w:trPr>
-                <w:trHeight w:val="442" w:hRule="exact"/>
+                <w:trHeight w:val="442" w:hRule="atLeast"/>
               </w:trPr>
               <w:tc>
                 <w:tcPr>
@@ -3087,7 +3087,7 @@
             </w:tr>
             <w:tr>
               <w:trPr>
-                <w:trHeight w:val="442" w:hRule="exact"/>
+                <w:trHeight w:val="442" w:hRule="atLeast"/>
               </w:trPr>
               <w:tc>
                 <w:tcPr>
@@ -3289,7 +3289,7 @@
             </w:tr>
             <w:tr>
               <w:trPr>
-                <w:trHeight w:val="442" w:hRule="exact"/>
+                <w:trHeight w:val="442" w:hRule="atLeast"/>
               </w:trPr>
               <w:tc>
                 <w:tcPr>

--- a/app/static/report-templates/daily-report-template.docx
+++ b/app/static/report-templates/daily-report-template.docx
@@ -71,7 +71,7 @@
                   <wp:positionV relativeFrom="paragraph">
                     <wp:posOffset>0</wp:posOffset>
                   </wp:positionV>
-                  <wp:extent cx="6645910" cy="1118235"/>
+                  <wp:extent cx="6150000" cy="1034794"/>
                   <wp:effectExtent l="0" t="0" r="0" b="0"/>
                   <wp:wrapNone/>
                   <wp:docPr id="23" name="图片 23"/>
@@ -102,7 +102,7 @@
                         <pic:spPr>
                           <a:xfrm>
                             <a:off x="0" y="0"/>
-                            <a:ext cx="6645910" cy="1118235"/>
+                            <a:ext cx="6150000" cy="1034794"/>
                           </a:xfrm>
                           <a:prstGeom prst="rect">
                             <a:avLst/>

--- a/app/static/report-templates/daily-report-template.docx
+++ b/app/static/report-templates/daily-report-template.docx
@@ -71,7 +71,7 @@
                   <wp:positionV relativeFrom="paragraph">
                     <wp:posOffset>0</wp:posOffset>
                   </wp:positionV>
-                  <wp:extent cx="6150000" cy="1034794"/>
+                  <wp:extent cx="6633210" cy="1116098"/>
                   <wp:effectExtent l="0" t="0" r="0" b="0"/>
                   <wp:wrapNone/>
                   <wp:docPr id="23" name="图片 23"/>
@@ -102,7 +102,7 @@
                         <pic:spPr>
                           <a:xfrm>
                             <a:off x="0" y="0"/>
-                            <a:ext cx="6150000" cy="1034794"/>
+                            <a:ext cx="6633210" cy="1116098"/>
                           </a:xfrm>
                           <a:prstGeom prst="rect">
                             <a:avLst/>

--- a/app/static/report-templates/daily-report-template.docx
+++ b/app/static/report-templates/daily-report-template.docx
@@ -4,7 +4,9 @@
   <w:body>
     <w:tbl>
       <w:tblPr>
-        <w:tblW w:w="0" w:type="auto"/>
+        <w:tblW w:w="9922" w:type="dxa"/>
+        <w:tblInd w:w="0" w:type="dxa"/>
+        <w:tblLayout w:type="fixed"/>
         <w:jc w:val="center"/>
         <w:tblCellMar>
           <w:left w:w="0" w:type="dxa"/>
@@ -13,7 +15,7 @@
         <w:tblLook w:val="04A0" w:firstRow="1" w:lastRow="0" w:firstColumn="1" w:lastColumn="0" w:noHBand="0" w:noVBand="1"/>
       </w:tblPr>
       <w:tblGrid>
-        <w:gridCol w:w="10446"/>
+        <w:gridCol w:w="9922"/>
       </w:tblGrid>
       <w:tr>
         <w:trPr>
@@ -22,7 +24,7 @@
         </w:trPr>
         <w:tc>
           <w:tcPr>
-            <w:tcW w:w="9726" w:type="dxa"/>
+            <w:tcW w:w="9922" w:type="dxa"/>
             <w:tcBorders>
               <w:top w:val="single" w:sz="8" w:space="0" w:color="B4C6E7"/>
               <w:left w:val="single" w:sz="8" w:space="0" w:color="B4C6E7"/>
@@ -71,7 +73,7 @@
                   <wp:positionV relativeFrom="paragraph">
                     <wp:posOffset>0</wp:posOffset>
                   </wp:positionV>
-                  <wp:extent cx="6633210" cy="1116098"/>
+                  <wp:extent cx="6300470" cy="1060112"/>
                   <wp:effectExtent l="0" t="0" r="0" b="0"/>
                   <wp:wrapNone/>
                   <wp:docPr id="23" name="图片 23"/>
@@ -102,7 +104,7 @@
                         <pic:spPr>
                           <a:xfrm>
                             <a:off x="0" y="0"/>
-                            <a:ext cx="6633210" cy="1116098"/>
+                            <a:ext cx="6300470" cy="1060112"/>
                           </a:xfrm>
                           <a:prstGeom prst="rect">
                             <a:avLst/>
@@ -130,7 +132,7 @@
         </w:trPr>
         <w:tc>
           <w:tcPr>
-            <w:tcW w:w="9726" w:type="dxa"/>
+            <w:tcW w:w="9922" w:type="dxa"/>
             <w:tcBorders>
               <w:top w:val="nil"/>
               <w:left w:val="single" w:sz="8" w:space="0" w:color="B4C6E7"/>
@@ -180,7 +182,7 @@
         </w:trPr>
         <w:tc>
           <w:tcPr>
-            <w:tcW w:w="9726" w:type="dxa"/>
+            <w:tcW w:w="9922" w:type="dxa"/>
             <w:tcBorders>
               <w:top w:val="nil"/>
               <w:left w:val="single" w:sz="8" w:space="0" w:color="B4C6E7"/>
@@ -570,7 +572,7 @@
         </w:trPr>
         <w:tc>
           <w:tcPr>
-            <w:tcW w:w="9726" w:type="dxa"/>
+            <w:tcW w:w="9922" w:type="dxa"/>
             <w:tcBorders>
               <w:top w:val="nil"/>
               <w:left w:val="single" w:sz="8" w:space="0" w:color="B4C6E7"/>
@@ -733,7 +735,7 @@
         </w:trPr>
         <w:tc>
           <w:tcPr>
-            <w:tcW w:w="9726" w:type="dxa"/>
+            <w:tcW w:w="9922" w:type="dxa"/>
             <w:tcBorders>
               <w:top w:val="nil"/>
               <w:left w:val="single" w:sz="8" w:space="0" w:color="B4C6E7"/>
@@ -2129,7 +2131,7 @@
         </w:trPr>
         <w:tc>
           <w:tcPr>
-            <w:tcW w:w="9726" w:type="dxa"/>
+            <w:tcW w:w="9922" w:type="dxa"/>
             <w:tcBorders>
               <w:top w:val="nil"/>
               <w:left w:val="single" w:sz="8" w:space="0" w:color="B4C6E7"/>
@@ -2195,7 +2197,7 @@
         </w:trPr>
         <w:tc>
           <w:tcPr>
-            <w:tcW w:w="9726" w:type="dxa"/>
+            <w:tcW w:w="9922" w:type="dxa"/>
             <w:tcBorders>
               <w:top w:val="nil"/>
               <w:left w:val="single" w:sz="8" w:space="0" w:color="B4C6E7"/>
@@ -2244,7 +2246,7 @@
         </w:trPr>
         <w:tc>
           <w:tcPr>
-            <w:tcW w:w="9726" w:type="dxa"/>
+            <w:tcW w:w="9922" w:type="dxa"/>
             <w:tcBorders>
               <w:top w:val="nil"/>
               <w:left w:val="single" w:sz="8" w:space="0" w:color="B4C6E7"/>
@@ -2309,7 +2311,7 @@
         </w:trPr>
         <w:tc>
           <w:tcPr>
-            <w:tcW w:w="9726" w:type="dxa"/>
+            <w:tcW w:w="9922" w:type="dxa"/>
             <w:tcBorders>
               <w:top w:val="nil"/>
               <w:left w:val="single" w:sz="8" w:space="0" w:color="B4C6E7"/>
@@ -2358,7 +2360,7 @@
         </w:trPr>
         <w:tc>
           <w:tcPr>
-            <w:tcW w:w="9726" w:type="dxa"/>
+            <w:tcW w:w="9922" w:type="dxa"/>
             <w:tcBorders>
               <w:top w:val="nil"/>
               <w:left w:val="single" w:sz="8" w:space="0" w:color="B4C6E7"/>
@@ -2409,7 +2411,7 @@
         </w:trPr>
         <w:tc>
           <w:tcPr>
-            <w:tcW w:w="9726" w:type="dxa"/>
+            <w:tcW w:w="9922" w:type="dxa"/>
             <w:tcBorders>
               <w:top w:val="nil"/>
               <w:left w:val="single" w:sz="8" w:space="0" w:color="B4C6E7"/>
@@ -3513,7 +3515,7 @@
         </w:trPr>
         <w:tc>
           <w:tcPr>
-            <w:tcW w:w="9726" w:type="dxa"/>
+            <w:tcW w:w="9922" w:type="dxa"/>
             <w:tcBorders>
               <w:top w:val="nil"/>
               <w:left w:val="single" w:sz="8" w:space="0" w:color="5B9BD5"/>

--- a/app/static/report-templates/daily-report-template.docx
+++ b/app/static/report-templates/daily-report-template.docx
@@ -4,7 +4,7 @@
   <w:body>
     <w:tbl>
       <w:tblPr>
-        <w:tblW w:w="9922" w:type="dxa"/>
+        <w:tblW w:w="11056" w:type="dxa"/>
         <w:tblInd w:w="0" w:type="dxa"/>
         <w:tblLayout w:type="fixed"/>
         <w:jc w:val="center"/>
@@ -15,7 +15,7 @@
         <w:tblLook w:val="04A0" w:firstRow="1" w:lastRow="0" w:firstColumn="1" w:lastColumn="0" w:noHBand="0" w:noVBand="1"/>
       </w:tblPr>
       <w:tblGrid>
-        <w:gridCol w:w="9922"/>
+        <w:gridCol w:w="11056"/>
       </w:tblGrid>
       <w:tr>
         <w:trPr>
@@ -24,7 +24,7 @@
         </w:trPr>
         <w:tc>
           <w:tcPr>
-            <w:tcW w:w="9922" w:type="dxa"/>
+            <w:tcW w:w="11056" w:type="dxa"/>
             <w:tcBorders>
               <w:top w:val="single" w:sz="8" w:space="0" w:color="B4C6E7"/>
               <w:left w:val="single" w:sz="8" w:space="0" w:color="B4C6E7"/>
@@ -73,7 +73,7 @@
                   <wp:positionV relativeFrom="paragraph">
                     <wp:posOffset>0</wp:posOffset>
                   </wp:positionV>
-                  <wp:extent cx="6300470" cy="1060112"/>
+                  <wp:extent cx="7020560" cy="1181274"/>
                   <wp:effectExtent l="0" t="0" r="0" b="0"/>
                   <wp:wrapNone/>
                   <wp:docPr id="23" name="图片 23"/>
@@ -104,7 +104,7 @@
                         <pic:spPr>
                           <a:xfrm>
                             <a:off x="0" y="0"/>
-                            <a:ext cx="6300470" cy="1060112"/>
+                            <a:ext cx="7020560" cy="1181274"/>
                           </a:xfrm>
                           <a:prstGeom prst="rect">
                             <a:avLst/>
@@ -132,7 +132,7 @@
         </w:trPr>
         <w:tc>
           <w:tcPr>
-            <w:tcW w:w="9922" w:type="dxa"/>
+            <w:tcW w:w="11056" w:type="dxa"/>
             <w:tcBorders>
               <w:top w:val="nil"/>
               <w:left w:val="single" w:sz="8" w:space="0" w:color="B4C6E7"/>
@@ -182,7 +182,7 @@
         </w:trPr>
         <w:tc>
           <w:tcPr>
-            <w:tcW w:w="9922" w:type="dxa"/>
+            <w:tcW w:w="11056" w:type="dxa"/>
             <w:tcBorders>
               <w:top w:val="nil"/>
               <w:left w:val="single" w:sz="8" w:space="0" w:color="B4C6E7"/>
@@ -572,7 +572,7 @@
         </w:trPr>
         <w:tc>
           <w:tcPr>
-            <w:tcW w:w="9922" w:type="dxa"/>
+            <w:tcW w:w="11056" w:type="dxa"/>
             <w:tcBorders>
               <w:top w:val="nil"/>
               <w:left w:val="single" w:sz="8" w:space="0" w:color="B4C6E7"/>
@@ -735,7 +735,7 @@
         </w:trPr>
         <w:tc>
           <w:tcPr>
-            <w:tcW w:w="9922" w:type="dxa"/>
+            <w:tcW w:w="11056" w:type="dxa"/>
             <w:tcBorders>
               <w:top w:val="nil"/>
               <w:left w:val="single" w:sz="8" w:space="0" w:color="B4C6E7"/>
@@ -889,7 +889,7 @@
               </w:rPr>
               <w:drawing>
                 <wp:inline distT="0" distB="0" distL="0" distR="0" wp14:anchorId="68511E6F" wp14:editId="788530D0">
-                  <wp:extent cx="6300000" cy="2730441"/>
+                  <wp:extent cx="7020560" cy="3042734"/>
                   <wp:effectExtent l="0" t="0" r="5715" b="0"/>
                   <wp:docPr id="348390284" name="图片 1"/>
                   <wp:cNvGraphicFramePr>
@@ -911,7 +911,7 @@
                         <pic:spPr>
                           <a:xfrm>
                             <a:off x="0" y="0"/>
-                            <a:ext cx="6300000" cy="2730441"/>
+                            <a:ext cx="7020560" cy="3042734"/>
                           </a:xfrm>
                           <a:prstGeom prst="rect">
                             <a:avLst/>
@@ -1075,7 +1075,7 @@
               </w:rPr>
               <w:drawing>
                 <wp:inline distT="0" distB="0" distL="0" distR="0" wp14:anchorId="3994769E" wp14:editId="5512DE2C">
-                  <wp:extent cx="6300000" cy="1212326"/>
+                  <wp:extent cx="7020560" cy="1350985"/>
                   <wp:effectExtent l="0" t="0" r="5715" b="6985"/>
                   <wp:docPr id="1078900969" name="图片 1"/>
                   <wp:cNvGraphicFramePr>
@@ -1097,7 +1097,7 @@
                         <pic:spPr>
                           <a:xfrm>
                             <a:off x="0" y="0"/>
-                            <a:ext cx="6300000" cy="1212326"/>
+                            <a:ext cx="7020560" cy="1350985"/>
                           </a:xfrm>
                           <a:prstGeom prst="rect">
                             <a:avLst/>
@@ -1210,7 +1210,7 @@
               <w:lastRenderedPageBreak/>
               <w:drawing>
                 <wp:inline distT="0" distB="0" distL="0" distR="0" wp14:anchorId="56F6530A" wp14:editId="42DC7E26">
-                  <wp:extent cx="6300000" cy="3264370"/>
+                  <wp:extent cx="7020560" cy="3637731"/>
                   <wp:effectExtent l="0" t="0" r="2540" b="4445"/>
                   <wp:docPr id="1421749175" name="图片 1"/>
                   <wp:cNvGraphicFramePr>
@@ -1232,7 +1232,7 @@
                         <pic:spPr>
                           <a:xfrm>
                             <a:off x="0" y="0"/>
-                            <a:ext cx="6300000" cy="3264370"/>
+                            <a:ext cx="7020560" cy="3637731"/>
                           </a:xfrm>
                           <a:prstGeom prst="rect">
                             <a:avLst/>
@@ -1447,7 +1447,7 @@
               </w:rPr>
               <w:drawing>
                 <wp:inline distT="0" distB="0" distL="0" distR="0" wp14:anchorId="38686F06" wp14:editId="4064DE38">
-                  <wp:extent cx="6300000" cy="2763549"/>
+                  <wp:extent cx="7020560" cy="3079629"/>
                   <wp:effectExtent l="0" t="0" r="5715" b="0"/>
                   <wp:docPr id="536901323" name="图片 1"/>
                   <wp:cNvGraphicFramePr>
@@ -1469,7 +1469,7 @@
                         <pic:spPr>
                           <a:xfrm>
                             <a:off x="0" y="0"/>
-                            <a:ext cx="6300000" cy="2763549"/>
+                            <a:ext cx="7020560" cy="3079629"/>
                           </a:xfrm>
                           <a:prstGeom prst="rect">
                             <a:avLst/>
@@ -1629,7 +1629,7 @@
               </w:rPr>
               <w:drawing>
                 <wp:inline distT="0" distB="0" distL="0" distR="0" wp14:anchorId="4B544F90" wp14:editId="2A35B05E">
-                  <wp:extent cx="6300000" cy="3511771"/>
+                  <wp:extent cx="7020560" cy="3913428"/>
                   <wp:effectExtent l="0" t="0" r="5715" b="0"/>
                   <wp:docPr id="1136827827" name="图片 1"/>
                   <wp:cNvGraphicFramePr>
@@ -1651,7 +1651,7 @@
                         <pic:spPr>
                           <a:xfrm>
                             <a:off x="0" y="0"/>
-                            <a:ext cx="6300000" cy="3511771"/>
+                            <a:ext cx="7020560" cy="3913428"/>
                           </a:xfrm>
                           <a:prstGeom prst="rect">
                             <a:avLst/>
@@ -1764,7 +1764,7 @@
               </w:rPr>
               <w:drawing>
                 <wp:inline distT="0" distB="0" distL="0" distR="0" wp14:anchorId="7EDF3E00" wp14:editId="16A2457F">
-                  <wp:extent cx="6300000" cy="1596971"/>
+                  <wp:extent cx="7020560" cy="1779624"/>
                   <wp:effectExtent l="0" t="0" r="5715" b="3810"/>
                   <wp:docPr id="1972510922" name="图片 1"/>
                   <wp:cNvGraphicFramePr>
@@ -1786,7 +1786,7 @@
                         <pic:spPr>
                           <a:xfrm>
                             <a:off x="0" y="0"/>
-                            <a:ext cx="6300000" cy="1596971"/>
+                            <a:ext cx="7020560" cy="1779624"/>
                           </a:xfrm>
                           <a:prstGeom prst="rect">
                             <a:avLst/>
@@ -1962,7 +1962,7 @@
               <w:lastRenderedPageBreak/>
               <w:drawing>
                 <wp:inline distT="0" distB="0" distL="0" distR="0" wp14:anchorId="50B792AC" wp14:editId="1B2CCFB9">
-                  <wp:extent cx="6300000" cy="2899589"/>
+                  <wp:extent cx="7020560" cy="3231228"/>
                   <wp:effectExtent l="0" t="0" r="5715" b="0"/>
                   <wp:docPr id="2106415219" name="图片 1"/>
                   <wp:cNvGraphicFramePr>
@@ -1984,7 +1984,7 @@
                         <pic:spPr>
                           <a:xfrm>
                             <a:off x="0" y="0"/>
-                            <a:ext cx="6300000" cy="2899589"/>
+                            <a:ext cx="7020560" cy="3231228"/>
                           </a:xfrm>
                           <a:prstGeom prst="rect">
                             <a:avLst/>
@@ -2131,7 +2131,7 @@
         </w:trPr>
         <w:tc>
           <w:tcPr>
-            <w:tcW w:w="9922" w:type="dxa"/>
+            <w:tcW w:w="11056" w:type="dxa"/>
             <w:tcBorders>
               <w:top w:val="nil"/>
               <w:left w:val="single" w:sz="8" w:space="0" w:color="B4C6E7"/>
@@ -2197,7 +2197,7 @@
         </w:trPr>
         <w:tc>
           <w:tcPr>
-            <w:tcW w:w="9922" w:type="dxa"/>
+            <w:tcW w:w="11056" w:type="dxa"/>
             <w:tcBorders>
               <w:top w:val="nil"/>
               <w:left w:val="single" w:sz="8" w:space="0" w:color="B4C6E7"/>
@@ -2246,7 +2246,7 @@
         </w:trPr>
         <w:tc>
           <w:tcPr>
-            <w:tcW w:w="9922" w:type="dxa"/>
+            <w:tcW w:w="11056" w:type="dxa"/>
             <w:tcBorders>
               <w:top w:val="nil"/>
               <w:left w:val="single" w:sz="8" w:space="0" w:color="B4C6E7"/>
@@ -2311,7 +2311,7 @@
         </w:trPr>
         <w:tc>
           <w:tcPr>
-            <w:tcW w:w="9922" w:type="dxa"/>
+            <w:tcW w:w="11056" w:type="dxa"/>
             <w:tcBorders>
               <w:top w:val="nil"/>
               <w:left w:val="single" w:sz="8" w:space="0" w:color="B4C6E7"/>
@@ -2360,7 +2360,7 @@
         </w:trPr>
         <w:tc>
           <w:tcPr>
-            <w:tcW w:w="9922" w:type="dxa"/>
+            <w:tcW w:w="11056" w:type="dxa"/>
             <w:tcBorders>
               <w:top w:val="nil"/>
               <w:left w:val="single" w:sz="8" w:space="0" w:color="B4C6E7"/>
@@ -2411,7 +2411,7 @@
         </w:trPr>
         <w:tc>
           <w:tcPr>
-            <w:tcW w:w="9922" w:type="dxa"/>
+            <w:tcW w:w="11056" w:type="dxa"/>
             <w:tcBorders>
               <w:top w:val="nil"/>
               <w:left w:val="single" w:sz="8" w:space="0" w:color="B4C6E7"/>
@@ -2673,7 +2673,7 @@
             </w:tr>
             <w:tr>
               <w:trPr>
-                <w:trHeight w:val="442" w:hRule="atLeast"/>
+                <w:trHeight w:val="280" w:hRule="atLeast"/>
               </w:trPr>
               <w:tc>
                 <w:tcPr>
@@ -2901,7 +2901,7 @@
             </w:tr>
             <w:tr>
               <w:trPr>
-                <w:trHeight w:val="442" w:hRule="atLeast"/>
+                <w:trHeight w:val="280" w:hRule="atLeast"/>
               </w:trPr>
               <w:tc>
                 <w:tcPr>
@@ -3089,7 +3089,7 @@
             </w:tr>
             <w:tr>
               <w:trPr>
-                <w:trHeight w:val="442" w:hRule="atLeast"/>
+                <w:trHeight w:val="280" w:hRule="atLeast"/>
               </w:trPr>
               <w:tc>
                 <w:tcPr>
@@ -3291,7 +3291,7 @@
             </w:tr>
             <w:tr>
               <w:trPr>
-                <w:trHeight w:val="442" w:hRule="atLeast"/>
+                <w:trHeight w:val="280" w:hRule="atLeast"/>
               </w:trPr>
               <w:tc>
                 <w:tcPr>
@@ -3515,7 +3515,7 @@
         </w:trPr>
         <w:tc>
           <w:tcPr>
-            <w:tcW w:w="9922" w:type="dxa"/>
+            <w:tcW w:w="11056" w:type="dxa"/>
             <w:tcBorders>
               <w:top w:val="nil"/>
               <w:left w:val="single" w:sz="8" w:space="0" w:color="5B9BD5"/>
@@ -3560,11 +3560,6 @@
         </w:tc>
       </w:tr>
     </w:tbl>
-    <w:p>
-      <w:pPr>
-        <w:spacing w:line="240" w:lineRule="auto"/>
-      </w:pPr>
-    </w:p>
     <w:sectPr>
       <w:headerReference w:type="even" r:id="rId16"/>
       <w:headerReference w:type="default" r:id="rId17"/>
@@ -3573,7 +3568,7 @@
       <w:headerReference w:type="first" r:id="rId20"/>
       <w:footerReference w:type="first" r:id="rId21"/>
       <w:pgSz w:w="11906" w:h="16838"/>
-      <w:pgMar w:top="720" w:right="720" w:bottom="720" w:left="720" w:header="779" w:footer="992" w:gutter="0"/>
+      <w:pgMar w:top="720" w:right="425" w:bottom="425" w:left="425" w:header="779" w:footer="992" w:gutter="0"/>
       <w:cols w:space="425"/>
       <w:docGrid w:type="lines" w:linePitch="312"/>
     </w:sectPr>

--- a/app/static/report-templates/daily-report-template.docx
+++ b/app/static/report-templates/daily-report-template.docx
@@ -68,12 +68,12 @@
                 <wp:anchor distT="0" distB="0" distL="0" distR="0" simplePos="0" relativeHeight="251659264" behindDoc="0" locked="0" layoutInCell="1" allowOverlap="1" wp14:anchorId="395A624B" wp14:editId="454ACEA3">
                   <wp:simplePos x="0" y="0"/>
                   <wp:positionH relativeFrom="column">
-                    <wp:posOffset>0</wp:posOffset>
+                    <wp:posOffset>360280</wp:posOffset>
                   </wp:positionH>
                   <wp:positionV relativeFrom="paragraph">
                     <wp:posOffset>0</wp:posOffset>
                   </wp:positionV>
-                  <wp:extent cx="7020560" cy="1181274"/>
+                  <wp:extent cx="6300000" cy="1060033"/>
                   <wp:effectExtent l="0" t="0" r="0" b="0"/>
                   <wp:wrapNone/>
                   <wp:docPr id="23" name="图片 23"/>
@@ -104,7 +104,7 @@
                         <pic:spPr>
                           <a:xfrm>
                             <a:off x="0" y="0"/>
-                            <a:ext cx="7020560" cy="1181274"/>
+                            <a:ext cx="6300000" cy="1060033"/>
                           </a:xfrm>
                           <a:prstGeom prst="rect">
                             <a:avLst/>
@@ -889,7 +889,7 @@
               </w:rPr>
               <w:drawing>
                 <wp:inline distT="0" distB="0" distL="0" distR="0" wp14:anchorId="68511E6F" wp14:editId="788530D0">
-                  <wp:extent cx="7020560" cy="3042734"/>
+                  <wp:extent cx="6300000" cy="2730441"/>
                   <wp:effectExtent l="0" t="0" r="5715" b="0"/>
                   <wp:docPr id="348390284" name="图片 1"/>
                   <wp:cNvGraphicFramePr>
@@ -911,7 +911,7 @@
                         <pic:spPr>
                           <a:xfrm>
                             <a:off x="0" y="0"/>
-                            <a:ext cx="7020560" cy="3042734"/>
+                            <a:ext cx="6300000" cy="2730441"/>
                           </a:xfrm>
                           <a:prstGeom prst="rect">
                             <a:avLst/>
@@ -1075,7 +1075,7 @@
               </w:rPr>
               <w:drawing>
                 <wp:inline distT="0" distB="0" distL="0" distR="0" wp14:anchorId="3994769E" wp14:editId="5512DE2C">
-                  <wp:extent cx="7020560" cy="1350985"/>
+                  <wp:extent cx="6300000" cy="1212326"/>
                   <wp:effectExtent l="0" t="0" r="5715" b="6985"/>
                   <wp:docPr id="1078900969" name="图片 1"/>
                   <wp:cNvGraphicFramePr>
@@ -1097,7 +1097,7 @@
                         <pic:spPr>
                           <a:xfrm>
                             <a:off x="0" y="0"/>
-                            <a:ext cx="7020560" cy="1350985"/>
+                            <a:ext cx="6300000" cy="1212326"/>
                           </a:xfrm>
                           <a:prstGeom prst="rect">
                             <a:avLst/>
@@ -1210,7 +1210,7 @@
               <w:lastRenderedPageBreak/>
               <w:drawing>
                 <wp:inline distT="0" distB="0" distL="0" distR="0" wp14:anchorId="56F6530A" wp14:editId="42DC7E26">
-                  <wp:extent cx="7020560" cy="3637731"/>
+                  <wp:extent cx="6300000" cy="3264370"/>
                   <wp:effectExtent l="0" t="0" r="2540" b="4445"/>
                   <wp:docPr id="1421749175" name="图片 1"/>
                   <wp:cNvGraphicFramePr>
@@ -1232,7 +1232,7 @@
                         <pic:spPr>
                           <a:xfrm>
                             <a:off x="0" y="0"/>
-                            <a:ext cx="7020560" cy="3637731"/>
+                            <a:ext cx="6300000" cy="3264370"/>
                           </a:xfrm>
                           <a:prstGeom prst="rect">
                             <a:avLst/>
@@ -1447,7 +1447,7 @@
               </w:rPr>
               <w:drawing>
                 <wp:inline distT="0" distB="0" distL="0" distR="0" wp14:anchorId="38686F06" wp14:editId="4064DE38">
-                  <wp:extent cx="7020560" cy="3079629"/>
+                  <wp:extent cx="6300000" cy="2763549"/>
                   <wp:effectExtent l="0" t="0" r="5715" b="0"/>
                   <wp:docPr id="536901323" name="图片 1"/>
                   <wp:cNvGraphicFramePr>
@@ -1469,7 +1469,7 @@
                         <pic:spPr>
                           <a:xfrm>
                             <a:off x="0" y="0"/>
-                            <a:ext cx="7020560" cy="3079629"/>
+                            <a:ext cx="6300000" cy="2763549"/>
                           </a:xfrm>
                           <a:prstGeom prst="rect">
                             <a:avLst/>
@@ -1629,7 +1629,7 @@
               </w:rPr>
               <w:drawing>
                 <wp:inline distT="0" distB="0" distL="0" distR="0" wp14:anchorId="4B544F90" wp14:editId="2A35B05E">
-                  <wp:extent cx="7020560" cy="3913428"/>
+                  <wp:extent cx="6300000" cy="3511771"/>
                   <wp:effectExtent l="0" t="0" r="5715" b="0"/>
                   <wp:docPr id="1136827827" name="图片 1"/>
                   <wp:cNvGraphicFramePr>
@@ -1651,7 +1651,7 @@
                         <pic:spPr>
                           <a:xfrm>
                             <a:off x="0" y="0"/>
-                            <a:ext cx="7020560" cy="3913428"/>
+                            <a:ext cx="6300000" cy="3511771"/>
                           </a:xfrm>
                           <a:prstGeom prst="rect">
                             <a:avLst/>
@@ -1764,7 +1764,7 @@
               </w:rPr>
               <w:drawing>
                 <wp:inline distT="0" distB="0" distL="0" distR="0" wp14:anchorId="7EDF3E00" wp14:editId="16A2457F">
-                  <wp:extent cx="7020560" cy="1779624"/>
+                  <wp:extent cx="6300000" cy="1596971"/>
                   <wp:effectExtent l="0" t="0" r="5715" b="3810"/>
                   <wp:docPr id="1972510922" name="图片 1"/>
                   <wp:cNvGraphicFramePr>
@@ -1786,7 +1786,7 @@
                         <pic:spPr>
                           <a:xfrm>
                             <a:off x="0" y="0"/>
-                            <a:ext cx="7020560" cy="1779624"/>
+                            <a:ext cx="6300000" cy="1596971"/>
                           </a:xfrm>
                           <a:prstGeom prst="rect">
                             <a:avLst/>
@@ -1962,7 +1962,7 @@
               <w:lastRenderedPageBreak/>
               <w:drawing>
                 <wp:inline distT="0" distB="0" distL="0" distR="0" wp14:anchorId="50B792AC" wp14:editId="1B2CCFB9">
-                  <wp:extent cx="7020560" cy="3231228"/>
+                  <wp:extent cx="6300000" cy="2899589"/>
                   <wp:effectExtent l="0" t="0" r="5715" b="0"/>
                   <wp:docPr id="2106415219" name="图片 1"/>
                   <wp:cNvGraphicFramePr>
@@ -1984,7 +1984,7 @@
                         <pic:spPr>
                           <a:xfrm>
                             <a:off x="0" y="0"/>
-                            <a:ext cx="7020560" cy="3231228"/>
+                            <a:ext cx="6300000" cy="2899589"/>
                           </a:xfrm>
                           <a:prstGeom prst="rect">
                             <a:avLst/>

--- a/app/static/report-templates/daily-report-template.docx
+++ b/app/static/report-templates/daily-report-template.docx
@@ -68,12 +68,12 @@
                 <wp:anchor distT="0" distB="0" distL="0" distR="0" simplePos="0" relativeHeight="251659264" behindDoc="0" locked="0" layoutInCell="1" allowOverlap="1" wp14:anchorId="395A624B" wp14:editId="454ACEA3">
                   <wp:simplePos x="0" y="0"/>
                   <wp:positionH relativeFrom="column">
-                    <wp:posOffset>360280</wp:posOffset>
+                    <wp:posOffset>0</wp:posOffset>
                   </wp:positionH>
                   <wp:positionV relativeFrom="paragraph">
                     <wp:posOffset>0</wp:posOffset>
                   </wp:positionV>
-                  <wp:extent cx="6300000" cy="1060033"/>
+                  <wp:extent cx="7020560" cy="1181274"/>
                   <wp:effectExtent l="0" t="0" r="0" b="0"/>
                   <wp:wrapNone/>
                   <wp:docPr id="23" name="图片 23"/>
@@ -104,7 +104,7 @@
                         <pic:spPr>
                           <a:xfrm>
                             <a:off x="0" y="0"/>
-                            <a:ext cx="6300000" cy="1060033"/>
+                            <a:ext cx="7020560" cy="1181274"/>
                           </a:xfrm>
                           <a:prstGeom prst="rect">
                             <a:avLst/>

--- a/app/static/report-templates/daily-report-template.docx
+++ b/app/static/report-templates/daily-report-template.docx
@@ -748,7 +748,7 @@
               <w:bottom w:w="0" w:type="dxa"/>
               <w:right w:w="57" w:type="dxa"/>
             </w:tcMar>
-            <w:vAlign w:val="center"/>
+            <w:vAlign w:val="top"/>
           </w:tcPr>
           <w:p>
             <w:pPr>
